--- a/khitab_taeed.docx
+++ b/khitab_taeed.docx
@@ -237,25 +237,7 @@
           <w:szCs w:val="24"/>
           <w:rtl/>
         </w:rPr>
-        <w:t xml:space="preserve">اسم المطعم / المتجر: ..............................................................</w:t>
-      </w:r>
-    </w:p>
-    <w:p>
-      <w:pPr>
-        <w:bidi/>
-        <w:spacing w:after="40" w:line="300" w:lineRule="auto"/>
-        <w:jc w:val="right"/>
-      </w:pPr>
-      <w:r>
-        <w:rPr>
-          <w:rFonts w:ascii="Sakkal Majalla" w:cs="Sakkal Majalla" w:eastAsia="Sakkal Majalla" w:hAnsi="Sakkal Majalla"/>
-          <w:b/>
-          <w:bCs/>
-          <w:sz w:val="24"/>
-          <w:szCs w:val="24"/>
-          <w:rtl/>
-        </w:rPr>
-        <w:t xml:space="preserve">رقم الرخصة التجارية: ..............................................................</w:t>
+        <w:t xml:space="preserve">اسم الشركه: ..............................................................</w:t>
       </w:r>
     </w:p>
     <w:p>
@@ -288,6 +270,7 @@
           <w:insideH w:val="single" w:color="auto" w:sz="4"/>
           <w:insideV w:val="single" w:color="auto" w:sz="4"/>
         </w:tblBorders>
+        <w:tblLayout w:type="fixed"/>
       </w:tblPr>
       <w:tblGrid>
         <w:gridCol w:w="550"/>
@@ -296,9 +279,6 @@
         <w:gridCol w:w="2075"/>
       </w:tblGrid>
       <w:tr>
-        <w:trPr>
-          <w:tblHeader/>
-        </w:trPr>
         <w:tc>
           <w:tcPr>
             <w:tcW w:type="dxa" w:w="550"/>

--- a/khitab_taeed.docx
+++ b/khitab_taeed.docx
@@ -1,52 +1,5 @@
 
-<file path=ed/[Content_Types].xml><?xml version="1.0" encoding="utf-8"?>
-<Types xmlns="http://schemas.openxmlformats.org/package/2006/content-types">
-  <Default Extension="rels" ContentType="application/vnd.openxmlformats-package.relationships+xml"/>
-  <Default Extension="xml" ContentType="application/xml"/>
-  <Override PartName="/word/document.xml" ContentType="application/vnd.openxmlformats-officedocument.wordprocessingml.document.main+xml"/>
-  <Override PartName="/word/numbering.xml" ContentType="application/vnd.openxmlformats-officedocument.wordprocessingml.numbering+xml"/>
-  <Override PartName="/word/styles.xml" ContentType="application/vnd.openxmlformats-officedocument.wordprocessingml.styles+xml"/>
-  <Override PartName="/word/settings.xml" ContentType="application/vnd.openxmlformats-officedocument.wordprocessingml.settings+xml"/>
-  <Override PartName="/word/webSettings.xml" ContentType="application/vnd.openxmlformats-officedocument.wordprocessingml.webSettings+xml"/>
-  <Override PartName="/word/fontTable.xml" ContentType="application/vnd.openxmlformats-officedocument.wordprocessingml.fontTable+xml"/>
-  <Override PartName="/word/theme/theme1.xml" ContentType="application/vnd.openxmlformats-officedocument.theme+xml"/>
-  <Override PartName="/docProps/core.xml" ContentType="application/vnd.openxmlformats-package.core-properties+xml"/>
-  <Override PartName="/docProps/app.xml" ContentType="application/vnd.openxmlformats-officedocument.extended-properties+xml"/>
-</Types>
-</file>
-
-<file path=ed/docProps/app.xml><?xml version="1.0" encoding="utf-8"?>
-<Properties xmlns="http://schemas.openxmlformats.org/officeDocument/2006/extended-properties" xmlns:vt="http://schemas.openxmlformats.org/officeDocument/2006/docPropsVTypes">
-  <Template>Normal</Template>
-  <TotalTime>5</TotalTime>
-  <Pages>1</Pages>
-  <Words>477</Words>
-  <Characters>2936</Characters>
-  <Application>Microsoft Office Word</Application>
-  <DocSecurity>0</DocSecurity>
-  <Lines>66</Lines>
-  <Paragraphs>44</Paragraphs>
-  <ScaleCrop>false</ScaleCrop>
-  <Company/>
-  <LinksUpToDate>false</LinksUpToDate>
-  <CharactersWithSpaces>3369</CharactersWithSpaces>
-  <SharedDoc>false</SharedDoc>
-  <HyperlinksChanged>false</HyperlinksChanged>
-  <AppVersion>16.0000</AppVersion>
-</Properties>
-</file>
-
-<file path=ed/docProps/core.xml><?xml version="1.0" encoding="utf-8"?>
-<cp:coreProperties xmlns:cp="http://schemas.openxmlformats.org/package/2006/metadata/core-properties" xmlns:dc="http://purl.org/dc/elements/1.1/" xmlns:dcterms="http://purl.org/dc/terms/" xmlns:dcmitype="http://purl.org/dc/dcmitype/" xmlns:xsi="http://www.w3.org/2001/XMLSchema-instance">
-  <dc:creator>Un-named</dc:creator>
-  <cp:lastModifiedBy>Mohamed Elsayed</cp:lastModifiedBy>
-  <cp:revision>4</cp:revision>
-  <dcterms:created xsi:type="dcterms:W3CDTF">2026-07-16T11:51:00Z</dcterms:created>
-  <dcterms:modified xsi:type="dcterms:W3CDTF">2026-07-16T12:14:00Z</dcterms:modified>
-</cp:coreProperties>
-</file>
-
-<file path=ed/word/document.xml><?xml version="1.0" encoding="utf-8"?>
+<file path=word/document.xml><?xml version="1.0" encoding="utf-8"?>
 <w:document xmlns:wpc="http://schemas.microsoft.com/office/word/2010/wordprocessingCanvas" xmlns:cx="http://schemas.microsoft.com/office/drawing/2014/chartex" xmlns:cx1="http://schemas.microsoft.com/office/drawing/2015/9/8/chartex" xmlns:cx2="http://schemas.microsoft.com/office/drawing/2015/10/21/chartex" xmlns:cx3="http://schemas.microsoft.com/office/drawing/2016/5/9/chartex" xmlns:cx4="http://schemas.microsoft.com/office/drawing/2016/5/10/chartex" xmlns:cx5="http://schemas.microsoft.com/office/drawing/2016/5/11/chartex" xmlns:cx6="http://schemas.microsoft.com/office/drawing/2016/5/12/chartex" xmlns:cx7="http://schemas.microsoft.com/office/drawing/2016/5/13/chartex" xmlns:cx8="http://schemas.microsoft.com/office/drawing/2016/5/14/chartex" xmlns:mc="http://schemas.openxmlformats.org/markup-compatibility/2006" xmlns:aink="http://schemas.microsoft.com/office/drawing/2016/ink" xmlns:am3d="http://schemas.microsoft.com/office/drawing/2017/model3d" xmlns:o="urn:schemas-microsoft-com:office:office" xmlns:oel="http://schemas.microsoft.com/office/2019/extlst" xmlns:r="http://schemas.openxmlformats.org/officeDocument/2006/relationships" xmlns:m="http://schemas.openxmlformats.org/officeDocument/2006/math" xmlns:v="urn:schemas-microsoft-com:vml" xmlns:wp14="http://schemas.microsoft.com/office/word/2010/wordprocessingDrawing" xmlns:wp="http://schemas.openxmlformats.org/drawingml/2006/wordprocessingDrawing" xmlns:w10="urn:schemas-microsoft-com:office:word" xmlns:w="http://schemas.openxmlformats.org/wordprocessingml/2006/main" xmlns:w14="http://schemas.microsoft.com/office/word/2010/wordml" xmlns:w15="http://schemas.microsoft.com/office/word/2012/wordml" xmlns:w16cex="http://schemas.microsoft.com/office/word/2018/wordml/cex" xmlns:w16cid="http://schemas.microsoft.com/office/word/2016/wordml/cid" xmlns:w16="http://schemas.microsoft.com/office/word/2018/wordml" xmlns:w16du="http://schemas.microsoft.com/office/word/2023/wordml/word16du" xmlns:w16sdtdh="http://schemas.microsoft.com/office/word/2020/wordml/sdtdatahash" xmlns:w16sdtfl="http://schemas.microsoft.com/office/word/2024/wordml/sdtformatlock" xmlns:w16se="http://schemas.microsoft.com/office/word/2015/wordml/symex" xmlns:wpg="http://schemas.microsoft.com/office/word/2010/wordprocessingGroup" xmlns:wpi="http://schemas.microsoft.com/office/word/2010/wordprocessingInk" xmlns:wne="http://schemas.microsoft.com/office/word/2006/wordml" xmlns:wps="http://schemas.microsoft.com/office/word/2010/wordprocessingShape" mc:Ignorable="w14 w15 w16se w16cid w16 w16cex w16sdtdh w16sdtfl w16du wp14">
   <w:body>
     <w:p>
@@ -1590,45 +1543,7 @@
 </w:document>
 </file>
 
-<file path=ed/word/fontTable.xml><?xml version="1.0" encoding="utf-8"?>
-<w:fonts xmlns:mc="http://schemas.openxmlformats.org/markup-compatibility/2006" xmlns:r="http://schemas.openxmlformats.org/officeDocument/2006/relationships" xmlns:w="http://schemas.openxmlformats.org/wordprocessingml/2006/main" xmlns:w14="http://schemas.microsoft.com/office/word/2010/wordml" xmlns:w15="http://schemas.microsoft.com/office/word/2012/wordml" xmlns:w16cex="http://schemas.microsoft.com/office/word/2018/wordml/cex" xmlns:w16cid="http://schemas.microsoft.com/office/word/2016/wordml/cid" xmlns:w16="http://schemas.microsoft.com/office/word/2018/wordml" xmlns:w16du="http://schemas.microsoft.com/office/word/2023/wordml/word16du" xmlns:w16sdtdh="http://schemas.microsoft.com/office/word/2020/wordml/sdtdatahash" xmlns:w16sdtfl="http://schemas.microsoft.com/office/word/2024/wordml/sdtformatlock" xmlns:w16se="http://schemas.microsoft.com/office/word/2015/wordml/symex" mc:Ignorable="w14 w15 w16se w16cid w16 w16cex w16sdtdh w16sdtfl w16du">
-  <w:font w:name="Times New Roman">
-    <w:panose1 w:val="02020603050405020304"/>
-    <w:charset w:val="00"/>
-    <w:family w:val="roman"/>
-    <w:pitch w:val="variable"/>
-    <w:sig w:usb0="E0002EFF" w:usb1="C000785B" w:usb2="00000009" w:usb3="00000000" w:csb0="000001FF" w:csb1="00000000"/>
-  </w:font>
-  <w:font w:name="Sakkal Majalla">
-    <w:panose1 w:val="02000000000000000000"/>
-    <w:charset w:val="00"/>
-    <w:family w:val="auto"/>
-    <w:pitch w:val="variable"/>
-    <w:sig w:usb0="A0002027" w:usb1="80000000" w:usb2="00000108" w:usb3="00000000" w:csb0="000000D3" w:csb1="00000000"/>
-  </w:font>
-  <w:font w:name="Aptos Display">
-    <w:charset w:val="00"/>
-    <w:family w:val="swiss"/>
-    <w:pitch w:val="variable"/>
-    <w:sig w:usb0="20000287" w:usb1="00000003" w:usb2="00000000" w:usb3="00000000" w:csb0="0000019F" w:csb1="00000000"/>
-  </w:font>
-  <w:font w:name="Aptos">
-    <w:charset w:val="00"/>
-    <w:family w:val="swiss"/>
-    <w:pitch w:val="variable"/>
-    <w:sig w:usb0="20000287" w:usb1="00000003" w:usb2="00000000" w:usb3="00000000" w:csb0="0000019F" w:csb1="00000000"/>
-  </w:font>
-  <w:font w:name="Arial">
-    <w:panose1 w:val="020B0604020202020204"/>
-    <w:charset w:val="00"/>
-    <w:family w:val="swiss"/>
-    <w:pitch w:val="variable"/>
-    <w:sig w:usb0="E0002EFF" w:usb1="C000785B" w:usb2="00000009" w:usb3="00000000" w:csb0="000001FF" w:csb1="00000000"/>
-  </w:font>
-</w:fonts>
-</file>
-
-<file path=ed/word/numbering.xml><?xml version="1.0" encoding="utf-8"?>
+<file path=word/numbering.xml><?xml version="1.0" encoding="utf-8"?>
 <w:numbering xmlns:wpc="http://schemas.microsoft.com/office/word/2010/wordprocessingCanvas" xmlns:cx="http://schemas.microsoft.com/office/drawing/2014/chartex" xmlns:cx1="http://schemas.microsoft.com/office/drawing/2015/9/8/chartex" xmlns:cx2="http://schemas.microsoft.com/office/drawing/2015/10/21/chartex" xmlns:cx3="http://schemas.microsoft.com/office/drawing/2016/5/9/chartex" xmlns:cx4="http://schemas.microsoft.com/office/drawing/2016/5/10/chartex" xmlns:cx5="http://schemas.microsoft.com/office/drawing/2016/5/11/chartex" xmlns:cx6="http://schemas.microsoft.com/office/drawing/2016/5/12/chartex" xmlns:cx7="http://schemas.microsoft.com/office/drawing/2016/5/13/chartex" xmlns:cx8="http://schemas.microsoft.com/office/drawing/2016/5/14/chartex" xmlns:mc="http://schemas.openxmlformats.org/markup-compatibility/2006" xmlns:aink="http://schemas.microsoft.com/office/drawing/2016/ink" xmlns:am3d="http://schemas.microsoft.com/office/drawing/2017/model3d" xmlns:o="urn:schemas-microsoft-com:office:office" xmlns:oel="http://schemas.microsoft.com/office/2019/extlst" xmlns:r="http://schemas.openxmlformats.org/officeDocument/2006/relationships" xmlns:m="http://schemas.openxmlformats.org/officeDocument/2006/math" xmlns:v="urn:schemas-microsoft-com:vml" xmlns:wp14="http://schemas.microsoft.com/office/word/2010/wordprocessingDrawing" xmlns:wp="http://schemas.openxmlformats.org/drawingml/2006/wordprocessingDrawing" xmlns:w10="urn:schemas-microsoft-com:office:word" xmlns:w="http://schemas.openxmlformats.org/wordprocessingml/2006/main" xmlns:w14="http://schemas.microsoft.com/office/word/2010/wordml" xmlns:w15="http://schemas.microsoft.com/office/word/2012/wordml" xmlns:w16cex="http://schemas.microsoft.com/office/word/2018/wordml/cex" xmlns:w16cid="http://schemas.microsoft.com/office/word/2016/wordml/cid" xmlns:w16="http://schemas.microsoft.com/office/word/2018/wordml" xmlns:w16du="http://schemas.microsoft.com/office/word/2023/wordml/word16du" xmlns:w16sdtdh="http://schemas.microsoft.com/office/word/2020/wordml/sdtdatahash" xmlns:w16sdtfl="http://schemas.microsoft.com/office/word/2024/wordml/sdtformatlock" xmlns:w16se="http://schemas.microsoft.com/office/word/2015/wordml/symex" xmlns:wpg="http://schemas.microsoft.com/office/word/2010/wordprocessingGroup" xmlns:wpi="http://schemas.microsoft.com/office/word/2010/wordprocessingInk" xmlns:wne="http://schemas.microsoft.com/office/word/2006/wordml" xmlns:wps="http://schemas.microsoft.com/office/word/2010/wordprocessingShape" mc:Ignorable="w14 w15 w16se w16cid w16 w16cex w16sdtdh w16sdtfl w16du wp14">
   <w:abstractNum w:abstractNumId="0" w15:restartNumberingAfterBreak="0">
     <w:nsid w:val="7CD123CF"/>
@@ -1725,57 +1640,7 @@
 </w:numbering>
 </file>
 
-<file path=ed/word/settings.xml><?xml version="1.0" encoding="utf-8"?>
-<w:settings xmlns:mc="http://schemas.openxmlformats.org/markup-compatibility/2006" xmlns:o="urn:schemas-microsoft-com:office:office" xmlns:r="http://schemas.openxmlformats.org/officeDocument/2006/relationships" xmlns:m="http://schemas.openxmlformats.org/officeDocument/2006/math" xmlns:v="urn:schemas-microsoft-com:vml" xmlns:w10="urn:schemas-microsoft-com:office:word" xmlns:w="http://schemas.openxmlformats.org/wordprocessingml/2006/main" xmlns:w14="http://schemas.microsoft.com/office/word/2010/wordml" xmlns:w15="http://schemas.microsoft.com/office/word/2012/wordml" xmlns:w16cex="http://schemas.microsoft.com/office/word/2018/wordml/cex" xmlns:w16cid="http://schemas.microsoft.com/office/word/2016/wordml/cid" xmlns:w16="http://schemas.microsoft.com/office/word/2018/wordml" xmlns:w16du="http://schemas.microsoft.com/office/word/2023/wordml/word16du" xmlns:w16sdtdh="http://schemas.microsoft.com/office/word/2020/wordml/sdtdatahash" xmlns:w16sdtfl="http://schemas.microsoft.com/office/word/2024/wordml/sdtformatlock" xmlns:w16se="http://schemas.microsoft.com/office/word/2015/wordml/symex" xmlns:sl="http://schemas.openxmlformats.org/schemaLibrary/2006/main" mc:Ignorable="w14 w15 w16se w16cid w16 w16cex w16sdtdh w16sdtfl w16du">
-  <w:zoom w:percent="100"/>
-  <w:displayBackgroundShape/>
-  <w:proofState w:spelling="clean"/>
-  <w:defaultTabStop w:val="720"/>
-  <w:characterSpacingControl w:val="doNotCompress"/>
-  <w:compat>
-    <w:compatSetting w:name="compatibilityMode" w:uri="http://schemas.microsoft.com/office/word" w:val="15"/>
-    <w:compatSetting w:name="overrideTableStyleFontSizeAndJustification" w:uri="http://schemas.microsoft.com/office/word" w:val="1"/>
-    <w:compatSetting w:name="enableOpenTypeFeatures" w:uri="http://schemas.microsoft.com/office/word" w:val="1"/>
-    <w:compatSetting w:name="doNotFlipMirrorIndents" w:uri="http://schemas.microsoft.com/office/word" w:val="1"/>
-    <w:compatSetting w:name="differentiateMultirowTableHeaders" w:uri="http://schemas.microsoft.com/office/word" w:val="1"/>
-    <w:compatSetting w:name="useWord2013TrackBottomHyphenation" w:uri="http://schemas.microsoft.com/office/word" w:val="1"/>
-  </w:compat>
-  <w:rsids>
-    <w:rsidRoot w:val="00EB4FE6"/>
-    <w:rsid w:val="00801E60"/>
-    <w:rsid w:val="00B45647"/>
-    <w:rsid w:val="00DB2123"/>
-    <w:rsid w:val="00EB4FE6"/>
-  </w:rsids>
-  <m:mathPr>
-    <m:mathFont m:val="Cambria Math"/>
-    <m:brkBin m:val="before"/>
-    <m:brkBinSub m:val="--"/>
-    <m:smallFrac m:val="0"/>
-    <m:dispDef/>
-    <m:lMargin m:val="0"/>
-    <m:rMargin m:val="0"/>
-    <m:defJc m:val="centerGroup"/>
-    <m:wrapIndent m:val="1440"/>
-    <m:intLim m:val="subSup"/>
-    <m:naryLim m:val="undOvr"/>
-  </m:mathPr>
-  <w:themeFontLang w:val="en-US" w:bidi="ar-SA"/>
-  <w:clrSchemeMapping w:bg1="light1" w:t1="dark1" w:bg2="light2" w:t2="dark2" w:accent1="accent1" w:accent2="accent2" w:accent3="accent3" w:accent4="accent4" w:accent5="accent5" w:accent6="accent6" w:hyperlink="hyperlink" w:followedHyperlink="followedHyperlink"/>
-  <w:shapeDefaults>
-    <o:shapedefaults v:ext="edit" spidmax="1026"/>
-    <o:shapelayout v:ext="edit">
-      <o:idmap v:ext="edit" data="1"/>
-    </o:shapelayout>
-  </w:shapeDefaults>
-  <w:decimalSymbol w:val="."/>
-  <w:listSeparator w:val=","/>
-  <w14:docId w14:val="4886016B"/>
-  <w15:docId w15:val="{7B51E253-B433-4005-8ED4-2E72E41F13A4}"/>
-</w:settings>
-</file>
-
-<file path=ed/word/styles.xml><?xml version="1.0" encoding="utf-8"?>
+<file path=word/styles.xml><?xml version="1.0" encoding="utf-8"?>
 <w:styles xmlns:mc="http://schemas.openxmlformats.org/markup-compatibility/2006" xmlns:r="http://schemas.openxmlformats.org/officeDocument/2006/relationships" xmlns:w="http://schemas.openxmlformats.org/wordprocessingml/2006/main" xmlns:w14="http://schemas.microsoft.com/office/word/2010/wordml" xmlns:w15="http://schemas.microsoft.com/office/word/2012/wordml" xmlns:w16cex="http://schemas.microsoft.com/office/word/2018/wordml/cex" xmlns:w16cid="http://schemas.microsoft.com/office/word/2016/wordml/cid" xmlns:w16="http://schemas.microsoft.com/office/word/2018/wordml" xmlns:w16du="http://schemas.microsoft.com/office/word/2023/wordml/word16du" xmlns:w16sdtdh="http://schemas.microsoft.com/office/word/2020/wordml/sdtdatahash" xmlns:w16sdtfl="http://schemas.microsoft.com/office/word/2024/wordml/sdtformatlock" xmlns:w16se="http://schemas.microsoft.com/office/word/2015/wordml/symex" mc:Ignorable="w14 w15 w16se w16cid w16 w16cex w16sdtdh w16sdtfl w16du">
   <w:docDefaults>
     <w:rPrDefault>
@@ -2366,7 +2231,7 @@
 </w:styles>
 </file>
 
-<file path=ed/word/theme/theme1.xml><?xml version="1.0" encoding="utf-8"?>
+<file path=word/theme/theme1.xml><?xml version="1.0" encoding="utf-8"?>
 <a:theme xmlns:a="http://schemas.openxmlformats.org/drawingml/2006/main" name="Office Theme">
   <a:themeElements>
     <a:clrScheme name="Office">
@@ -2679,8 +2544,4 @@
     </a:ext>
   </a:extLst>
 </a:theme>
-</file>
-
-<file path=ed/word/webSettings.xml><?xml version="1.0" encoding="utf-8"?>
-<w:webSettings xmlns:mc="http://schemas.openxmlformats.org/markup-compatibility/2006" xmlns:r="http://schemas.openxmlformats.org/officeDocument/2006/relationships" xmlns:w="http://schemas.openxmlformats.org/wordprocessingml/2006/main" xmlns:w14="http://schemas.microsoft.com/office/word/2010/wordml" xmlns:w15="http://schemas.microsoft.com/office/word/2012/wordml" xmlns:w16cex="http://schemas.microsoft.com/office/word/2018/wordml/cex" xmlns:w16cid="http://schemas.microsoft.com/office/word/2016/wordml/cid" xmlns:w16="http://schemas.microsoft.com/office/word/2018/wordml" xmlns:w16du="http://schemas.microsoft.com/office/word/2023/wordml/word16du" xmlns:w16sdtdh="http://schemas.microsoft.com/office/word/2020/wordml/sdtdatahash" xmlns:w16sdtfl="http://schemas.microsoft.com/office/word/2024/wordml/sdtformatlock" xmlns:w16se="http://schemas.microsoft.com/office/word/2015/wordml/symex" mc:Ignorable="w14 w15 w16se w16cid w16 w16cex w16sdtdh w16sdtfl w16du"/>
 </file>
--- a/khitab_taeed.docx
+++ b/khitab_taeed.docx
@@ -8,14 +8,14 @@
         <w:spacing w:after="30"/>
         <w:rPr>
           <w:sz w:val="18"/>
-          <w:szCs w:val="15"/>
+          <w:szCs w:val="16"/>
         </w:rPr>
       </w:pPr>
       <w:r>
         <w:rPr>
           <w:rFonts w:ascii="Sakkal Majalla" w:eastAsia="Sakkal Majalla" w:hAnsi="Sakkal Majalla" w:cs="Sakkal Majalla"/>
           <w:sz w:val="18"/>
-          <w:szCs w:val="15"/>
+          <w:szCs w:val="16"/>
           <w:rtl/>
         </w:rPr>
         <w:t xml:space="preserve">التاريخ:   </w:t>
@@ -24,7 +24,7 @@
         <w:rPr>
           <w:rFonts w:ascii="Sakkal Majalla" w:eastAsia="Sakkal Majalla" w:hAnsi="Sakkal Majalla" w:cs="Sakkal Majalla" w:hint="cs"/>
           <w:sz w:val="18"/>
-          <w:szCs w:val="15"/>
+          <w:szCs w:val="16"/>
           <w:rtl/>
         </w:rPr>
         <w:t xml:space="preserve"> </w:t>
@@ -33,7 +33,7 @@
         <w:rPr>
           <w:rFonts w:ascii="Sakkal Majalla" w:eastAsia="Sakkal Majalla" w:hAnsi="Sakkal Majalla" w:cs="Sakkal Majalla"/>
           <w:sz w:val="18"/>
-          <w:szCs w:val="15"/>
+          <w:szCs w:val="16"/>
           <w:rtl/>
         </w:rPr>
         <w:t xml:space="preserve">   /      </w:t>
@@ -42,7 +42,7 @@
         <w:rPr>
           <w:rFonts w:ascii="Sakkal Majalla" w:eastAsia="Sakkal Majalla" w:hAnsi="Sakkal Majalla" w:cs="Sakkal Majalla" w:hint="cs"/>
           <w:sz w:val="18"/>
-          <w:szCs w:val="15"/>
+          <w:szCs w:val="16"/>
           <w:rtl/>
         </w:rPr>
         <w:t xml:space="preserve"> </w:t>
@@ -51,7 +51,7 @@
         <w:rPr>
           <w:rFonts w:ascii="Sakkal Majalla" w:eastAsia="Sakkal Majalla" w:hAnsi="Sakkal Majalla" w:cs="Sakkal Majalla"/>
           <w:sz w:val="18"/>
-          <w:szCs w:val="15"/>
+          <w:szCs w:val="16"/>
           <w:rtl/>
         </w:rPr>
         <w:t>/ 2026م</w:t>
@@ -64,7 +64,7 @@
         <w:jc w:val="center"/>
         <w:rPr>
           <w:sz w:val="18"/>
-          <w:szCs w:val="15"/>
+          <w:szCs w:val="16"/>
         </w:rPr>
       </w:pPr>
       <w:r>
@@ -73,7 +73,7 @@
           <w:b/>
           <w:bCs/>
           <w:sz w:val="28"/>
-          <w:szCs w:val="23"/>
+          <w:szCs w:val="24"/>
           <w:rtl/>
         </w:rPr>
         <w:t>معالي وزير التجارة والصناعة</w:t>
@@ -86,14 +86,14 @@
         <w:jc w:val="center"/>
         <w:rPr>
           <w:sz w:val="18"/>
-          <w:szCs w:val="15"/>
+          <w:szCs w:val="16"/>
         </w:rPr>
       </w:pPr>
       <w:r>
         <w:rPr>
           <w:rFonts w:ascii="Sakkal Majalla" w:eastAsia="Sakkal Majalla" w:hAnsi="Sakkal Majalla" w:cs="Sakkal Majalla"/>
           <w:sz w:val="24"/>
-          <w:szCs w:val="20"/>
+          <w:szCs w:val="21"/>
           <w:rtl/>
         </w:rPr>
         <w:t>السيد/ أسامة خالد عبدالله بودي المحترم</w:t>
@@ -105,7 +105,7 @@
         <w:spacing w:after="40" w:line="270" w:lineRule="auto"/>
         <w:rPr>
           <w:sz w:val="18"/>
-          <w:szCs w:val="15"/>
+          <w:szCs w:val="16"/>
         </w:rPr>
       </w:pPr>
       <w:r>
@@ -114,7 +114,7 @@
           <w:b/>
           <w:bCs/>
           <w:sz w:val="22"/>
-          <w:szCs w:val="18"/>
+          <w:szCs w:val="19"/>
           <w:rtl/>
         </w:rPr>
         <w:t>السلام عليكم ورحمة الله وبركاته،</w:t>
@@ -127,7 +127,7 @@
         <w:jc w:val="both"/>
         <w:rPr>
           <w:sz w:val="18"/>
-          <w:szCs w:val="15"/>
+          <w:szCs w:val="16"/>
         </w:rPr>
       </w:pPr>
       <w:r>
@@ -136,7 +136,7 @@
           <w:b/>
           <w:bCs/>
           <w:sz w:val="22"/>
-          <w:szCs w:val="18"/>
+          <w:szCs w:val="19"/>
           <w:rtl/>
         </w:rPr>
         <w:t>الموضوع: الشكر والتقدير على إصدار القرار الوزاري رقم (109) لسنة 2026 بشأن تنظيم قطاع المنصات والتطبيقات الإلكترونية الوسيطة</w:t>
@@ -149,14 +149,14 @@
         <w:jc w:val="both"/>
         <w:rPr>
           <w:sz w:val="18"/>
-          <w:szCs w:val="15"/>
+          <w:szCs w:val="16"/>
         </w:rPr>
       </w:pPr>
       <w:r>
         <w:rPr>
           <w:rFonts w:ascii="Sakkal Majalla" w:eastAsia="Sakkal Majalla" w:hAnsi="Sakkal Majalla" w:cs="Sakkal Majalla"/>
           <w:sz w:val="22"/>
-          <w:szCs w:val="18"/>
+          <w:szCs w:val="19"/>
           <w:rtl/>
         </w:rPr>
         <w:t>نتقدم إلى معاليكم، نحن الموقّعين أدناه من أصحاب المطاعم والمحال التجارية العاملة في دولة الكويت، بخالص الشكر والتقدير على إصدار القرار الوزاري رقم (109) لسنة 2026 بشأن تنظيم قطاع المنصات والتطبيقات الإلكترونية الوسيطة، والذي نراه خطوة إصلاحية رائدة نحو ترسيخ مبادئ العدالة والشفافية وحماية المنافسة، وتعزيز بيئة الاستثمار في قطاع المطاعم والأغذية الجاهزة.</w:t>
@@ -169,14 +169,14 @@
         <w:jc w:val="both"/>
         <w:rPr>
           <w:sz w:val="18"/>
-          <w:szCs w:val="15"/>
+          <w:szCs w:val="16"/>
         </w:rPr>
       </w:pPr>
       <w:r>
         <w:rPr>
           <w:rFonts w:ascii="Sakkal Majalla" w:eastAsia="Sakkal Majalla" w:hAnsi="Sakkal Majalla" w:cs="Sakkal Majalla"/>
           <w:sz w:val="22"/>
-          <w:szCs w:val="18"/>
+          <w:szCs w:val="19"/>
           <w:rtl/>
         </w:rPr>
         <w:t>لقد واجه القطاع خلال السنوات الماضية تحديات كبيرة نتيجة ارتفاع الرسوم والعمولات وتعدد التكاليف المفروضة من بعض المنصات، الأمر الذي استنزف جزءًا كبيرًا من إيرادات المطاعم والمحال التجارية، وأثّر في قدرتها على التوسع والاستثمار والابتكار، كما انعكس بصورة مباشرة على تكلفة المنتجات التي يتحملها المستهلك.</w:t>
@@ -189,14 +189,14 @@
         <w:jc w:val="both"/>
         <w:rPr>
           <w:sz w:val="18"/>
-          <w:szCs w:val="15"/>
+          <w:szCs w:val="16"/>
         </w:rPr>
       </w:pPr>
       <w:r>
         <w:rPr>
           <w:rFonts w:ascii="Sakkal Majalla" w:eastAsia="Sakkal Majalla" w:hAnsi="Sakkal Majalla" w:cs="Sakkal Majalla"/>
           <w:sz w:val="22"/>
-          <w:szCs w:val="18"/>
+          <w:szCs w:val="19"/>
           <w:rtl/>
         </w:rPr>
         <w:t>وجاء القرار ليضع إطارًا تنظيميًا واضحًا يعيد التوازن إلى العلاقة بين المنصات والمطاعم، من خلال تحديد سقف لمجموع العمولات والرسوم لا يتجاوز 17% من قيمة الطلب عند تولي المنصة خدمة التوصيل، و10% عند تولي المطعم التوصيل بوسائله الخاصة، إلى جانب تعزيز الشفافية، ومنع الممارسات الاحتكارية والتمييزية، وإرساء بيئة تنافسية أكثر عدالة واستقرارًا.</w:t>
@@ -209,14 +209,14 @@
         <w:jc w:val="both"/>
         <w:rPr>
           <w:sz w:val="18"/>
-          <w:szCs w:val="15"/>
+          <w:szCs w:val="16"/>
         </w:rPr>
       </w:pPr>
       <w:r>
         <w:rPr>
           <w:rFonts w:ascii="Sakkal Majalla" w:eastAsia="Sakkal Majalla" w:hAnsi="Sakkal Majalla" w:cs="Sakkal Majalla"/>
           <w:sz w:val="22"/>
-          <w:szCs w:val="18"/>
+          <w:szCs w:val="19"/>
           <w:rtl/>
         </w:rPr>
         <w:t>ونحن على ثقة بأن هذا القرار لن يقتصر أثره على تخفيض التكاليف التشغيلية، بل سيفتح المجال أمام أصحاب المطاعم والمحال التجارية لإعادة استثمار الوفورات في تطوير المنتجات، وتحسين جودة الخدمات، والتوسع وافتتاح فروع جديدة، وتوظيف الكفاءات الوطنية، والاستثمار في التقنيات والابتكار، بما يعزز تنافسية العلامات التجارية الكويتية ويدعم نموها.</w:t>
@@ -229,14 +229,14 @@
         <w:jc w:val="both"/>
         <w:rPr>
           <w:sz w:val="18"/>
-          <w:szCs w:val="15"/>
+          <w:szCs w:val="16"/>
         </w:rPr>
       </w:pPr>
       <w:r>
         <w:rPr>
           <w:rFonts w:ascii="Sakkal Majalla" w:eastAsia="Sakkal Majalla" w:hAnsi="Sakkal Majalla" w:cs="Sakkal Majalla"/>
           <w:sz w:val="22"/>
-          <w:szCs w:val="18"/>
+          <w:szCs w:val="19"/>
           <w:rtl/>
         </w:rPr>
         <w:t>فكل دينار يتم توفيره بفضل هذا التنظيم سيكون فرصة جديدة للاستثمار والتطوير، وليس مجرد خفض في المصروفات، وهو ما سينعكس إيجابًا على جودة الخدمات والأسعار، ويحقق مصلحة المستهلك، ويعزز مساهمة هذا القطاع الحيوي في الاقتصاد الوطني.</w:t>
@@ -250,14 +250,14 @@
         <w:rPr>
           <w:rFonts w:ascii="Sakkal Majalla" w:eastAsia="Sakkal Majalla" w:hAnsi="Sakkal Majalla" w:cs="Sakkal Majalla"/>
           <w:sz w:val="22"/>
-          <w:szCs w:val="18"/>
+          <w:szCs w:val="19"/>
         </w:rPr>
       </w:pPr>
       <w:r>
         <w:rPr>
           <w:rFonts w:ascii="Sakkal Majalla" w:eastAsia="Sakkal Majalla" w:hAnsi="Sakkal Majalla" w:cs="Sakkal Majalla"/>
           <w:sz w:val="22"/>
-          <w:szCs w:val="18"/>
+          <w:szCs w:val="19"/>
           <w:rtl/>
         </w:rPr>
         <w:t>وإيمانًا منا بأهمية دعم جهود الوزارة، نرفق لمعاليكم بيانًا يوضح الرسوم والتكاليف التي كانت تتحملها المطاعم والمحال التجارية قبل صدور القرار، بما يسهم في توثيق واقع القطاع وقياس الأثر الإيجابي لهذا التنظيم.</w:t>
@@ -270,14 +270,14 @@
         <w:jc w:val="both"/>
         <w:rPr>
           <w:sz w:val="18"/>
-          <w:szCs w:val="15"/>
+          <w:szCs w:val="16"/>
         </w:rPr>
       </w:pPr>
       <w:r>
         <w:rPr>
           <w:rFonts w:ascii="Sakkal Majalla" w:eastAsia="Sakkal Majalla" w:hAnsi="Sakkal Majalla" w:cs="Sakkal Majalla"/>
           <w:sz w:val="22"/>
-          <w:szCs w:val="18"/>
+          <w:szCs w:val="19"/>
           <w:rtl/>
         </w:rPr>
         <w:t>ختامًا، نجدد لمعاليكم خالص الشكر والتقدير على هذا القرار الإصلاحي، الذي يمثل دعمًا مباشرًا للمستثمر الكويتي، ويعزز ريادة الأعمال، ويرسخ بيئة استثمارية أكثر عدالة واستدامة، بما يواكب تطلعات دولة الكويت نحو اقتصاد أكثر تنافسية وازدهارًا.</w:t>
@@ -292,7 +292,7 @@
         <w:spacing w:before="30" w:after="30"/>
         <w:rPr>
           <w:sz w:val="18"/>
-          <w:szCs w:val="15"/>
+          <w:szCs w:val="16"/>
         </w:rPr>
       </w:pPr>
       <w:r>
@@ -302,7 +302,7 @@
           <w:bCs/>
           <w:color w:val="00693E"/>
           <w:sz w:val="24"/>
-          <w:szCs w:val="20"/>
+          <w:szCs w:val="21"/>
           <w:rtl/>
         </w:rPr>
         <w:t xml:space="preserve">واقع التكاليف الحالية التي يتحملها المطعم </w:t>
@@ -314,7 +314,7 @@
         <w:spacing w:after="20" w:line="270" w:lineRule="auto"/>
         <w:rPr>
           <w:sz w:val="18"/>
-          <w:szCs w:val="15"/>
+          <w:szCs w:val="16"/>
         </w:rPr>
       </w:pPr>
       <w:r>
@@ -323,7 +323,7 @@
           <w:b/>
           <w:bCs/>
           <w:sz w:val="22"/>
-          <w:szCs w:val="18"/>
+          <w:szCs w:val="19"/>
           <w:rtl/>
         </w:rPr>
         <w:t xml:space="preserve">اسم  </w:t>
@@ -334,7 +334,7 @@
           <w:b/>
           <w:bCs/>
           <w:sz w:val="22"/>
-          <w:szCs w:val="18"/>
+          <w:szCs w:val="19"/>
           <w:rtl/>
           <w:lang w:bidi="ar-KW"/>
         </w:rPr>
@@ -346,7 +346,7 @@
           <w:b/>
           <w:bCs/>
           <w:sz w:val="22"/>
-          <w:szCs w:val="18"/>
+          <w:szCs w:val="19"/>
           <w:rtl/>
         </w:rPr>
         <w:t>: ..............................................................</w:t>
@@ -358,7 +358,7 @@
         <w:spacing w:after="20" w:line="270" w:lineRule="auto"/>
         <w:rPr>
           <w:sz w:val="18"/>
-          <w:szCs w:val="15"/>
+          <w:szCs w:val="16"/>
         </w:rPr>
       </w:pPr>
       <w:r>
@@ -367,7 +367,7 @@
           <w:b/>
           <w:bCs/>
           <w:sz w:val="22"/>
-          <w:szCs w:val="18"/>
+          <w:szCs w:val="19"/>
           <w:rtl/>
         </w:rPr>
         <w:t>رقم الرخصة التجارية: ..............................................................</w:t>
@@ -425,7 +425,7 @@
               <w:jc w:val="center"/>
               <w:rPr>
                 <w:sz w:val="18"/>
-                <w:szCs w:val="15"/>
+                <w:szCs w:val="16"/>
               </w:rPr>
             </w:pPr>
             <w:r>
@@ -434,7 +434,7 @@
                 <w:b/>
                 <w:bCs/>
                 <w:sz w:val="16"/>
-                <w:szCs w:val="13"/>
+                <w:szCs w:val="14"/>
                 <w:rtl/>
               </w:rPr>
               <w:t>م</w:t>
@@ -459,7 +459,7 @@
               <w:jc w:val="center"/>
               <w:rPr>
                 <w:sz w:val="18"/>
-                <w:szCs w:val="15"/>
+                <w:szCs w:val="16"/>
               </w:rPr>
             </w:pPr>
             <w:r>
@@ -468,7 +468,7 @@
                 <w:b/>
                 <w:bCs/>
                 <w:sz w:val="16"/>
-                <w:szCs w:val="13"/>
+                <w:szCs w:val="14"/>
                 <w:rtl/>
               </w:rPr>
               <w:t>البند</w:t>
@@ -493,7 +493,7 @@
               <w:jc w:val="center"/>
               <w:rPr>
                 <w:sz w:val="18"/>
-                <w:szCs w:val="15"/>
+                <w:szCs w:val="16"/>
               </w:rPr>
             </w:pPr>
             <w:r>
@@ -502,7 +502,7 @@
                 <w:b/>
                 <w:bCs/>
                 <w:sz w:val="16"/>
-                <w:szCs w:val="13"/>
+                <w:szCs w:val="14"/>
                 <w:rtl/>
               </w:rPr>
               <w:t>المبلغ الشهري التقريبي (د.ك)</w:t>
@@ -527,7 +527,7 @@
               <w:jc w:val="center"/>
               <w:rPr>
                 <w:sz w:val="18"/>
-                <w:szCs w:val="15"/>
+                <w:szCs w:val="16"/>
               </w:rPr>
             </w:pPr>
             <w:r>
@@ -536,7 +536,7 @@
                 <w:b/>
                 <w:bCs/>
                 <w:sz w:val="16"/>
-                <w:szCs w:val="13"/>
+                <w:szCs w:val="14"/>
                 <w:rtl/>
               </w:rPr>
               <w:t>النسبة من قيمة الطلب (%)</w:t>
@@ -568,14 +568,14 @@
               <w:jc w:val="center"/>
               <w:rPr>
                 <w:sz w:val="18"/>
-                <w:szCs w:val="15"/>
+                <w:szCs w:val="16"/>
               </w:rPr>
             </w:pPr>
             <w:r>
               <w:rPr>
                 <w:rFonts w:ascii="Sakkal Majalla" w:eastAsia="Sakkal Majalla" w:hAnsi="Sakkal Majalla" w:cs="Sakkal Majalla"/>
                 <w:sz w:val="18"/>
-                <w:szCs w:val="15"/>
+                <w:szCs w:val="16"/>
                 <w:rtl/>
               </w:rPr>
               <w:t>1</w:t>
@@ -598,14 +598,14 @@
               <w:bidi/>
               <w:rPr>
                 <w:sz w:val="18"/>
-                <w:szCs w:val="15"/>
+                <w:szCs w:val="16"/>
               </w:rPr>
             </w:pPr>
             <w:r>
               <w:rPr>
                 <w:rFonts w:ascii="Sakkal Majalla" w:eastAsia="Sakkal Majalla" w:hAnsi="Sakkal Majalla" w:cs="Sakkal Majalla"/>
                 <w:sz w:val="18"/>
-                <w:szCs w:val="15"/>
+                <w:szCs w:val="16"/>
                 <w:rtl/>
               </w:rPr>
               <w:t>العمولات (Commissions)</w:t>
@@ -629,7 +629,7 @@
               <w:jc w:val="right"/>
               <w:rPr>
                 <w:sz w:val="18"/>
-                <w:szCs w:val="15"/>
+                <w:szCs w:val="16"/>
               </w:rPr>
             </w:pPr>
           </w:p>
@@ -651,7 +651,7 @@
               <w:jc w:val="right"/>
               <w:rPr>
                 <w:sz w:val="18"/>
-                <w:szCs w:val="15"/>
+                <w:szCs w:val="16"/>
               </w:rPr>
             </w:pPr>
           </w:p>
@@ -681,14 +681,14 @@
               <w:jc w:val="center"/>
               <w:rPr>
                 <w:sz w:val="18"/>
-                <w:szCs w:val="15"/>
+                <w:szCs w:val="16"/>
               </w:rPr>
             </w:pPr>
             <w:r>
               <w:rPr>
                 <w:rFonts w:ascii="Sakkal Majalla" w:eastAsia="Sakkal Majalla" w:hAnsi="Sakkal Majalla" w:cs="Sakkal Majalla"/>
                 <w:sz w:val="18"/>
-                <w:szCs w:val="15"/>
+                <w:szCs w:val="16"/>
                 <w:rtl/>
               </w:rPr>
               <w:t>2</w:t>
@@ -711,14 +711,14 @@
               <w:bidi/>
               <w:rPr>
                 <w:sz w:val="18"/>
-                <w:szCs w:val="15"/>
+                <w:szCs w:val="16"/>
               </w:rPr>
             </w:pPr>
             <w:r>
               <w:rPr>
                 <w:rFonts w:ascii="Sakkal Majalla" w:eastAsia="Sakkal Majalla" w:hAnsi="Sakkal Majalla" w:cs="Sakkal Majalla"/>
                 <w:sz w:val="18"/>
-                <w:szCs w:val="15"/>
+                <w:szCs w:val="16"/>
                 <w:rtl/>
               </w:rPr>
               <w:t>الإيرادات غير العمولية (NCR) — أدوات الإعلان والترويج والظهور المميز داخل المنصة</w:t>
@@ -742,7 +742,7 @@
               <w:jc w:val="right"/>
               <w:rPr>
                 <w:sz w:val="18"/>
-                <w:szCs w:val="15"/>
+                <w:szCs w:val="16"/>
               </w:rPr>
             </w:pPr>
           </w:p>
@@ -764,7 +764,7 @@
               <w:jc w:val="right"/>
               <w:rPr>
                 <w:sz w:val="18"/>
-                <w:szCs w:val="15"/>
+                <w:szCs w:val="16"/>
               </w:rPr>
             </w:pPr>
           </w:p>
@@ -794,14 +794,14 @@
               <w:jc w:val="center"/>
               <w:rPr>
                 <w:sz w:val="18"/>
-                <w:szCs w:val="15"/>
+                <w:szCs w:val="16"/>
               </w:rPr>
             </w:pPr>
             <w:r>
               <w:rPr>
                 <w:rFonts w:ascii="Sakkal Majalla" w:eastAsia="Sakkal Majalla" w:hAnsi="Sakkal Majalla" w:cs="Sakkal Majalla"/>
                 <w:sz w:val="18"/>
-                <w:szCs w:val="15"/>
+                <w:szCs w:val="16"/>
                 <w:rtl/>
               </w:rPr>
               <w:t>3</w:t>
@@ -824,14 +824,14 @@
               <w:bidi/>
               <w:rPr>
                 <w:sz w:val="18"/>
-                <w:szCs w:val="15"/>
+                <w:szCs w:val="16"/>
               </w:rPr>
             </w:pPr>
             <w:r>
               <w:rPr>
                 <w:rFonts w:ascii="Sakkal Majalla" w:eastAsia="Sakkal Majalla" w:hAnsi="Sakkal Majalla" w:cs="Sakkal Majalla"/>
                 <w:sz w:val="18"/>
-                <w:szCs w:val="15"/>
+                <w:szCs w:val="16"/>
                 <w:rtl/>
               </w:rPr>
               <w:t>رسوم بطاقات الائتمان والخصم (Credit/Debit Card Fees)</w:t>
@@ -855,7 +855,7 @@
               <w:jc w:val="right"/>
               <w:rPr>
                 <w:sz w:val="18"/>
-                <w:szCs w:val="15"/>
+                <w:szCs w:val="16"/>
               </w:rPr>
             </w:pPr>
           </w:p>
@@ -877,7 +877,7 @@
               <w:jc w:val="right"/>
               <w:rPr>
                 <w:sz w:val="18"/>
-                <w:szCs w:val="15"/>
+                <w:szCs w:val="16"/>
               </w:rPr>
             </w:pPr>
           </w:p>
@@ -907,14 +907,14 @@
               <w:jc w:val="center"/>
               <w:rPr>
                 <w:sz w:val="18"/>
-                <w:szCs w:val="15"/>
+                <w:szCs w:val="16"/>
               </w:rPr>
             </w:pPr>
             <w:r>
               <w:rPr>
                 <w:rFonts w:ascii="Sakkal Majalla" w:eastAsia="Sakkal Majalla" w:hAnsi="Sakkal Majalla" w:cs="Sakkal Majalla"/>
                 <w:sz w:val="18"/>
-                <w:szCs w:val="15"/>
+                <w:szCs w:val="16"/>
                 <w:rtl/>
               </w:rPr>
               <w:t>4</w:t>
@@ -937,14 +937,14 @@
               <w:bidi/>
               <w:rPr>
                 <w:sz w:val="18"/>
-                <w:szCs w:val="15"/>
+                <w:szCs w:val="16"/>
               </w:rPr>
             </w:pPr>
             <w:r>
               <w:rPr>
                 <w:rFonts w:ascii="Sakkal Majalla" w:eastAsia="Sakkal Majalla" w:hAnsi="Sakkal Majalla" w:cs="Sakkal Majalla"/>
                 <w:sz w:val="18"/>
-                <w:szCs w:val="15"/>
+                <w:szCs w:val="16"/>
                 <w:rtl/>
               </w:rPr>
               <w:t>رسوم عروض التوصيل المجاني (Free Delivery Fees)</w:t>
@@ -968,7 +968,7 @@
               <w:jc w:val="right"/>
               <w:rPr>
                 <w:sz w:val="18"/>
-                <w:szCs w:val="15"/>
+                <w:szCs w:val="16"/>
               </w:rPr>
             </w:pPr>
           </w:p>
@@ -990,7 +990,7 @@
               <w:jc w:val="right"/>
               <w:rPr>
                 <w:sz w:val="18"/>
-                <w:szCs w:val="15"/>
+                <w:szCs w:val="16"/>
               </w:rPr>
             </w:pPr>
           </w:p>
@@ -1020,14 +1020,14 @@
               <w:jc w:val="center"/>
               <w:rPr>
                 <w:sz w:val="18"/>
-                <w:szCs w:val="15"/>
+                <w:szCs w:val="16"/>
               </w:rPr>
             </w:pPr>
             <w:r>
               <w:rPr>
                 <w:rFonts w:ascii="Sakkal Majalla" w:eastAsia="Sakkal Majalla" w:hAnsi="Sakkal Majalla" w:cs="Sakkal Majalla"/>
                 <w:sz w:val="18"/>
-                <w:szCs w:val="15"/>
+                <w:szCs w:val="16"/>
                 <w:rtl/>
               </w:rPr>
               <w:t>5</w:t>
@@ -1050,14 +1050,14 @@
               <w:bidi/>
               <w:rPr>
                 <w:sz w:val="18"/>
-                <w:szCs w:val="15"/>
+                <w:szCs w:val="16"/>
               </w:rPr>
             </w:pPr>
             <w:r>
               <w:rPr>
                 <w:rFonts w:ascii="Sakkal Majalla" w:eastAsia="Sakkal Majalla" w:hAnsi="Sakkal Majalla" w:cs="Sakkal Majalla"/>
                 <w:sz w:val="18"/>
-                <w:szCs w:val="15"/>
+                <w:szCs w:val="16"/>
                 <w:rtl/>
               </w:rPr>
               <w:t>غرامات معدل تواصل العملاء بشأن الطلبات (Contact Rate Fines)</w:t>
@@ -1081,7 +1081,7 @@
               <w:jc w:val="right"/>
               <w:rPr>
                 <w:sz w:val="18"/>
-                <w:szCs w:val="15"/>
+                <w:szCs w:val="16"/>
               </w:rPr>
             </w:pPr>
           </w:p>
@@ -1103,7 +1103,7 @@
               <w:jc w:val="right"/>
               <w:rPr>
                 <w:sz w:val="18"/>
-                <w:szCs w:val="15"/>
+                <w:szCs w:val="16"/>
               </w:rPr>
             </w:pPr>
           </w:p>
@@ -1133,14 +1133,14 @@
               <w:jc w:val="center"/>
               <w:rPr>
                 <w:sz w:val="18"/>
-                <w:szCs w:val="15"/>
+                <w:szCs w:val="16"/>
               </w:rPr>
             </w:pPr>
             <w:r>
               <w:rPr>
                 <w:rFonts w:ascii="Sakkal Majalla" w:eastAsia="Sakkal Majalla" w:hAnsi="Sakkal Majalla" w:cs="Sakkal Majalla"/>
                 <w:sz w:val="18"/>
-                <w:szCs w:val="15"/>
+                <w:szCs w:val="16"/>
                 <w:rtl/>
               </w:rPr>
               <w:t>6</w:t>
@@ -1163,14 +1163,14 @@
               <w:bidi/>
               <w:rPr>
                 <w:sz w:val="18"/>
-                <w:szCs w:val="15"/>
+                <w:szCs w:val="16"/>
               </w:rPr>
             </w:pPr>
             <w:r>
               <w:rPr>
                 <w:rFonts w:ascii="Sakkal Majalla" w:eastAsia="Sakkal Majalla" w:hAnsi="Sakkal Majalla" w:cs="Sakkal Majalla"/>
                 <w:sz w:val="18"/>
-                <w:szCs w:val="15"/>
+                <w:szCs w:val="16"/>
                 <w:rtl/>
               </w:rPr>
               <w:t>العروض الممولة بالمشاركة (Co-funded Offers) — حصة المطعم من الخصومات</w:t>
@@ -1194,7 +1194,7 @@
               <w:jc w:val="right"/>
               <w:rPr>
                 <w:sz w:val="18"/>
-                <w:szCs w:val="15"/>
+                <w:szCs w:val="16"/>
               </w:rPr>
             </w:pPr>
           </w:p>
@@ -1216,7 +1216,7 @@
               <w:jc w:val="right"/>
               <w:rPr>
                 <w:sz w:val="18"/>
-                <w:szCs w:val="15"/>
+                <w:szCs w:val="16"/>
               </w:rPr>
             </w:pPr>
           </w:p>
@@ -1246,14 +1246,14 @@
               <w:jc w:val="center"/>
               <w:rPr>
                 <w:sz w:val="18"/>
-                <w:szCs w:val="15"/>
+                <w:szCs w:val="16"/>
               </w:rPr>
             </w:pPr>
             <w:r>
               <w:rPr>
                 <w:rFonts w:ascii="Sakkal Majalla" w:eastAsia="Sakkal Majalla" w:hAnsi="Sakkal Majalla" w:cs="Sakkal Majalla"/>
                 <w:sz w:val="18"/>
-                <w:szCs w:val="15"/>
+                <w:szCs w:val="16"/>
                 <w:rtl/>
               </w:rPr>
               <w:t>7</w:t>
@@ -1276,14 +1276,14 @@
               <w:bidi/>
               <w:rPr>
                 <w:sz w:val="18"/>
-                <w:szCs w:val="15"/>
+                <w:szCs w:val="16"/>
               </w:rPr>
             </w:pPr>
             <w:r>
               <w:rPr>
                 <w:rFonts w:ascii="Sakkal Majalla" w:eastAsia="Sakkal Majalla" w:hAnsi="Sakkal Majalla" w:cs="Sakkal Majalla"/>
                 <w:sz w:val="18"/>
-                <w:szCs w:val="15"/>
+                <w:szCs w:val="16"/>
                 <w:rtl/>
               </w:rPr>
               <w:t>مصاريف أخرى (يرجى التحديد): ...........................</w:t>
@@ -1307,7 +1307,7 @@
               <w:jc w:val="right"/>
               <w:rPr>
                 <w:sz w:val="18"/>
-                <w:szCs w:val="15"/>
+                <w:szCs w:val="16"/>
               </w:rPr>
             </w:pPr>
           </w:p>
@@ -1329,7 +1329,7 @@
               <w:jc w:val="right"/>
               <w:rPr>
                 <w:sz w:val="18"/>
-                <w:szCs w:val="15"/>
+                <w:szCs w:val="16"/>
               </w:rPr>
             </w:pPr>
           </w:p>
@@ -1360,7 +1360,7 @@
               <w:jc w:val="right"/>
               <w:rPr>
                 <w:sz w:val="18"/>
-                <w:szCs w:val="15"/>
+                <w:szCs w:val="16"/>
               </w:rPr>
             </w:pPr>
           </w:p>
@@ -1382,7 +1382,7 @@
               <w:bidi/>
               <w:rPr>
                 <w:sz w:val="18"/>
-                <w:szCs w:val="15"/>
+                <w:szCs w:val="16"/>
               </w:rPr>
             </w:pPr>
             <w:r>
@@ -1391,7 +1391,7 @@
                 <w:b/>
                 <w:bCs/>
                 <w:sz w:val="18"/>
-                <w:szCs w:val="15"/>
+                <w:szCs w:val="16"/>
                 <w:rtl/>
               </w:rPr>
               <w:t>الإجمالي التقريبي</w:t>
@@ -1416,7 +1416,7 @@
               <w:jc w:val="right"/>
               <w:rPr>
                 <w:sz w:val="18"/>
-                <w:szCs w:val="15"/>
+                <w:szCs w:val="16"/>
               </w:rPr>
             </w:pPr>
           </w:p>
@@ -1439,7 +1439,7 @@
               <w:jc w:val="right"/>
               <w:rPr>
                 <w:sz w:val="18"/>
-                <w:szCs w:val="15"/>
+                <w:szCs w:val="16"/>
               </w:rPr>
             </w:pPr>
           </w:p>
@@ -1453,7 +1453,7 @@
         <w:jc w:val="right"/>
         <w:rPr>
           <w:sz w:val="18"/>
-          <w:szCs w:val="15"/>
+          <w:szCs w:val="16"/>
         </w:rPr>
       </w:pPr>
       <w:r>
@@ -1461,7 +1461,7 @@
           <w:rFonts w:ascii="Sakkal Majalla" w:eastAsia="Sakkal Majalla" w:hAnsi="Sakkal Majalla" w:cs="Sakkal Majalla"/>
           <w:color w:val="555555"/>
           <w:sz w:val="16"/>
-          <w:szCs w:val="13"/>
+          <w:szCs w:val="14"/>
           <w:rtl/>
         </w:rPr>
         <w:t>ملاحظة: تعبئة المبالغ اختيارية، ويجوز إدراجها كنسبة مئوية من قيمة الطلب أو كمتوسط شهري تقريبي. المعلومات الواردة أعلاه قُدمت طوعًا من صاحب الشأن إلى الجهة الحكومية المختصة لأغراض دعم الرقابة التنظيمية.</w:t>
@@ -1474,7 +1474,7 @@
         <w:jc w:val="right"/>
         <w:rPr>
           <w:sz w:val="18"/>
-          <w:szCs w:val="15"/>
+          <w:szCs w:val="16"/>
         </w:rPr>
       </w:pPr>
       <w:r>
@@ -1483,7 +1483,7 @@
           <w:b/>
           <w:bCs/>
           <w:sz w:val="22"/>
-          <w:szCs w:val="18"/>
+          <w:szCs w:val="19"/>
           <w:rtl/>
         </w:rPr>
         <w:t>وتفضلوا بقبول فائق الاحترام والتقدير.</w:t>
@@ -1496,7 +1496,7 @@
         <w:jc w:val="right"/>
         <w:rPr>
           <w:sz w:val="18"/>
-          <w:szCs w:val="15"/>
+          <w:szCs w:val="16"/>
         </w:rPr>
       </w:pPr>
       <w:r>
@@ -1505,7 +1505,7 @@
           <w:b/>
           <w:bCs/>
           <w:sz w:val="22"/>
-          <w:szCs w:val="18"/>
+          <w:szCs w:val="19"/>
           <w:rtl/>
         </w:rPr>
         <w:t>اسم المفوّض بالتوقيع وصفته: ..............................................................</w:t>
@@ -1518,7 +1518,7 @@
         <w:jc w:val="right"/>
         <w:rPr>
           <w:sz w:val="18"/>
-          <w:szCs w:val="15"/>
+          <w:szCs w:val="16"/>
         </w:rPr>
       </w:pPr>
       <w:r>
@@ -1527,7 +1527,7 @@
           <w:b/>
           <w:bCs/>
           <w:sz w:val="22"/>
-          <w:szCs w:val="18"/>
+          <w:szCs w:val="19"/>
           <w:rtl/>
         </w:rPr>
         <w:t>التاريخ:      /      / 2026م          التوقيع: ..................................          الختم الرسمي للمطعم / المتجر</w:t>

--- a/khitab_taeed.docx
+++ b/khitab_taeed.docx
@@ -5,17 +5,15 @@
     <w:p>
       <w:pPr>
         <w:bidi/>
-        <w:spacing w:after="30"/>
-        <w:rPr>
-          <w:sz w:val="18"/>
-          <w:szCs w:val="16"/>
+        <w:spacing w:after="60"/>
+        <w:rPr>
+          <w:rFonts w:ascii="Sakkal Majalla" w:eastAsia="Sakkal Majalla" w:hAnsi="Sakkal Majalla" w:cs="Sakkal Majalla"/>
+          <w:rtl/>
         </w:rPr>
       </w:pPr>
       <w:r>
         <w:rPr>
           <w:rFonts w:ascii="Sakkal Majalla" w:eastAsia="Sakkal Majalla" w:hAnsi="Sakkal Majalla" w:cs="Sakkal Majalla"/>
-          <w:sz w:val="18"/>
-          <w:szCs w:val="16"/>
           <w:rtl/>
         </w:rPr>
         <w:t xml:space="preserve">التاريخ:   </w:t>
@@ -23,8 +21,6 @@
       <w:r>
         <w:rPr>
           <w:rFonts w:ascii="Sakkal Majalla" w:eastAsia="Sakkal Majalla" w:hAnsi="Sakkal Majalla" w:cs="Sakkal Majalla" w:hint="cs"/>
-          <w:sz w:val="18"/>
-          <w:szCs w:val="16"/>
           <w:rtl/>
         </w:rPr>
         <w:t xml:space="preserve"> </w:t>
@@ -32,8 +28,6 @@
       <w:r>
         <w:rPr>
           <w:rFonts w:ascii="Sakkal Majalla" w:eastAsia="Sakkal Majalla" w:hAnsi="Sakkal Majalla" w:cs="Sakkal Majalla"/>
-          <w:sz w:val="18"/>
-          <w:szCs w:val="16"/>
           <w:rtl/>
         </w:rPr>
         <w:t xml:space="preserve">   /      </w:t>
@@ -41,8 +35,6 @@
       <w:r>
         <w:rPr>
           <w:rFonts w:ascii="Sakkal Majalla" w:eastAsia="Sakkal Majalla" w:hAnsi="Sakkal Majalla" w:cs="Sakkal Majalla" w:hint="cs"/>
-          <w:sz w:val="18"/>
-          <w:szCs w:val="16"/>
           <w:rtl/>
         </w:rPr>
         <w:t xml:space="preserve"> </w:t>
@@ -50,8 +42,6 @@
       <w:r>
         <w:rPr>
           <w:rFonts w:ascii="Sakkal Majalla" w:eastAsia="Sakkal Majalla" w:hAnsi="Sakkal Majalla" w:cs="Sakkal Majalla"/>
-          <w:sz w:val="18"/>
-          <w:szCs w:val="16"/>
           <w:rtl/>
         </w:rPr>
         <w:t>/ 2026م</w:t>
@@ -60,20 +50,21 @@
     <w:p>
       <w:pPr>
         <w:bidi/>
-        <w:spacing w:after="10"/>
-        <w:jc w:val="center"/>
-        <w:rPr>
-          <w:sz w:val="18"/>
-          <w:szCs w:val="16"/>
-        </w:rPr>
+        <w:spacing w:after="60"/>
+      </w:pPr>
+    </w:p>
+    <w:p>
+      <w:pPr>
+        <w:bidi/>
+        <w:spacing w:after="20"/>
       </w:pPr>
       <w:r>
         <w:rPr>
           <w:rFonts w:ascii="Sakkal Majalla" w:eastAsia="Sakkal Majalla" w:hAnsi="Sakkal Majalla" w:cs="Sakkal Majalla"/>
           <w:b/>
           <w:bCs/>
-          <w:sz w:val="28"/>
-          <w:szCs w:val="24"/>
+          <w:sz w:val="32"/>
+          <w:szCs w:val="32"/>
           <w:rtl/>
         </w:rPr>
         <w:t>معالي وزير التجارة والصناعة</w:t>
@@ -82,18 +73,13 @@
     <w:p>
       <w:pPr>
         <w:bidi/>
-        <w:spacing w:after="70"/>
-        <w:jc w:val="center"/>
-        <w:rPr>
-          <w:sz w:val="18"/>
-          <w:szCs w:val="16"/>
-        </w:rPr>
+        <w:spacing w:after="140"/>
       </w:pPr>
       <w:r>
         <w:rPr>
           <w:rFonts w:ascii="Sakkal Majalla" w:eastAsia="Sakkal Majalla" w:hAnsi="Sakkal Majalla" w:cs="Sakkal Majalla"/>
-          <w:sz w:val="24"/>
-          <w:szCs w:val="21"/>
+          <w:sz w:val="28"/>
+          <w:szCs w:val="28"/>
           <w:rtl/>
         </w:rPr>
         <w:t>السيد/ أسامة خالد عبدالله بودي المحترم</w:t>
@@ -102,41 +88,47 @@
     <w:p>
       <w:pPr>
         <w:bidi/>
-        <w:spacing w:after="40" w:line="270" w:lineRule="auto"/>
-        <w:rPr>
-          <w:sz w:val="18"/>
-          <w:szCs w:val="16"/>
-        </w:rPr>
-      </w:pPr>
-      <w:r>
+        <w:spacing w:after="80" w:line="300" w:lineRule="auto"/>
         <w:rPr>
           <w:rFonts w:ascii="Sakkal Majalla" w:eastAsia="Sakkal Majalla" w:hAnsi="Sakkal Majalla" w:cs="Sakkal Majalla"/>
           <w:b/>
           <w:bCs/>
-          <w:sz w:val="22"/>
-          <w:szCs w:val="19"/>
-          <w:rtl/>
-        </w:rPr>
-        <w:t>السلام عليكم ورحمة الله وبركاته،</w:t>
-      </w:r>
-    </w:p>
-    <w:p>
-      <w:pPr>
-        <w:bidi/>
-        <w:spacing w:after="40" w:line="270" w:lineRule="auto"/>
-        <w:jc w:val="both"/>
-        <w:rPr>
-          <w:sz w:val="18"/>
-          <w:szCs w:val="16"/>
-        </w:rPr>
+          <w:sz w:val="24"/>
+          <w:szCs w:val="24"/>
+          <w:rtl/>
+        </w:rPr>
+      </w:pPr>
+    </w:p>
+    <w:p>
+      <w:pPr>
+        <w:bidi/>
+        <w:spacing w:after="80" w:line="300" w:lineRule="auto"/>
       </w:pPr>
       <w:r>
         <w:rPr>
           <w:rFonts w:ascii="Sakkal Majalla" w:eastAsia="Sakkal Majalla" w:hAnsi="Sakkal Majalla" w:cs="Sakkal Majalla"/>
           <w:b/>
           <w:bCs/>
-          <w:sz w:val="22"/>
-          <w:szCs w:val="19"/>
+          <w:sz w:val="24"/>
+          <w:szCs w:val="24"/>
+          <w:rtl/>
+        </w:rPr>
+        <w:t>السلام عليكم ورحمة الله وبركاته،</w:t>
+      </w:r>
+    </w:p>
+    <w:p>
+      <w:pPr>
+        <w:bidi/>
+        <w:spacing w:after="80" w:line="300" w:lineRule="auto"/>
+        <w:jc w:val="both"/>
+      </w:pPr>
+      <w:r>
+        <w:rPr>
+          <w:rFonts w:ascii="Sakkal Majalla" w:eastAsia="Sakkal Majalla" w:hAnsi="Sakkal Majalla" w:cs="Sakkal Majalla"/>
+          <w:b/>
+          <w:bCs/>
+          <w:sz w:val="24"/>
+          <w:szCs w:val="24"/>
           <w:rtl/>
         </w:rPr>
         <w:t>الموضوع: الشكر والتقدير على إصدار القرار الوزاري رقم (109) لسنة 2026 بشأن تنظيم قطاع المنصات والتطبيقات الإلكترونية الوسيطة</w:t>
@@ -145,18 +137,14 @@
     <w:p>
       <w:pPr>
         <w:bidi/>
-        <w:spacing w:after="40" w:line="270" w:lineRule="auto"/>
+        <w:spacing w:after="80" w:line="300" w:lineRule="auto"/>
         <w:jc w:val="both"/>
-        <w:rPr>
-          <w:sz w:val="18"/>
-          <w:szCs w:val="16"/>
-        </w:rPr>
       </w:pPr>
       <w:r>
         <w:rPr>
           <w:rFonts w:ascii="Sakkal Majalla" w:eastAsia="Sakkal Majalla" w:hAnsi="Sakkal Majalla" w:cs="Sakkal Majalla"/>
-          <w:sz w:val="22"/>
-          <w:szCs w:val="19"/>
+          <w:sz w:val="24"/>
+          <w:szCs w:val="24"/>
           <w:rtl/>
         </w:rPr>
         <w:t>نتقدم إلى معاليكم، نحن الموقّعين أدناه من أصحاب المطاعم والمحال التجارية العاملة في دولة الكويت، بخالص الشكر والتقدير على إصدار القرار الوزاري رقم (109) لسنة 2026 بشأن تنظيم قطاع المنصات والتطبيقات الإلكترونية الوسيطة، والذي نراه خطوة إصلاحية رائدة نحو ترسيخ مبادئ العدالة والشفافية وحماية المنافسة، وتعزيز بيئة الاستثمار في قطاع المطاعم والأغذية الجاهزة.</w:t>
@@ -165,18 +153,14 @@
     <w:p>
       <w:pPr>
         <w:bidi/>
-        <w:spacing w:after="40" w:line="270" w:lineRule="auto"/>
+        <w:spacing w:after="80" w:line="300" w:lineRule="auto"/>
         <w:jc w:val="both"/>
-        <w:rPr>
-          <w:sz w:val="18"/>
-          <w:szCs w:val="16"/>
-        </w:rPr>
       </w:pPr>
       <w:r>
         <w:rPr>
           <w:rFonts w:ascii="Sakkal Majalla" w:eastAsia="Sakkal Majalla" w:hAnsi="Sakkal Majalla" w:cs="Sakkal Majalla"/>
-          <w:sz w:val="22"/>
-          <w:szCs w:val="19"/>
+          <w:sz w:val="24"/>
+          <w:szCs w:val="24"/>
           <w:rtl/>
         </w:rPr>
         <w:t>لقد واجه القطاع خلال السنوات الماضية تحديات كبيرة نتيجة ارتفاع الرسوم والعمولات وتعدد التكاليف المفروضة من بعض المنصات، الأمر الذي استنزف جزءًا كبيرًا من إيرادات المطاعم والمحال التجارية، وأثّر في قدرتها على التوسع والاستثمار والابتكار، كما انعكس بصورة مباشرة على تكلفة المنتجات التي يتحملها المستهلك.</w:t>
@@ -185,18 +169,14 @@
     <w:p>
       <w:pPr>
         <w:bidi/>
-        <w:spacing w:after="40" w:line="270" w:lineRule="auto"/>
+        <w:spacing w:after="80" w:line="300" w:lineRule="auto"/>
         <w:jc w:val="both"/>
-        <w:rPr>
-          <w:sz w:val="18"/>
-          <w:szCs w:val="16"/>
-        </w:rPr>
       </w:pPr>
       <w:r>
         <w:rPr>
           <w:rFonts w:ascii="Sakkal Majalla" w:eastAsia="Sakkal Majalla" w:hAnsi="Sakkal Majalla" w:cs="Sakkal Majalla"/>
-          <w:sz w:val="22"/>
-          <w:szCs w:val="19"/>
+          <w:sz w:val="24"/>
+          <w:szCs w:val="24"/>
           <w:rtl/>
         </w:rPr>
         <w:t>وجاء القرار ليضع إطارًا تنظيميًا واضحًا يعيد التوازن إلى العلاقة بين المنصات والمطاعم، من خلال تحديد سقف لمجموع العمولات والرسوم لا يتجاوز 17% من قيمة الطلب عند تولي المنصة خدمة التوصيل، و10% عند تولي المطعم التوصيل بوسائله الخاصة، إلى جانب تعزيز الشفافية، ومنع الممارسات الاحتكارية والتمييزية، وإرساء بيئة تنافسية أكثر عدالة واستقرارًا.</w:t>
@@ -205,18 +185,14 @@
     <w:p>
       <w:pPr>
         <w:bidi/>
-        <w:spacing w:after="40" w:line="270" w:lineRule="auto"/>
+        <w:spacing w:after="80" w:line="300" w:lineRule="auto"/>
         <w:jc w:val="both"/>
-        <w:rPr>
-          <w:sz w:val="18"/>
-          <w:szCs w:val="16"/>
-        </w:rPr>
       </w:pPr>
       <w:r>
         <w:rPr>
           <w:rFonts w:ascii="Sakkal Majalla" w:eastAsia="Sakkal Majalla" w:hAnsi="Sakkal Majalla" w:cs="Sakkal Majalla"/>
-          <w:sz w:val="22"/>
-          <w:szCs w:val="19"/>
+          <w:sz w:val="24"/>
+          <w:szCs w:val="24"/>
           <w:rtl/>
         </w:rPr>
         <w:t>ونحن على ثقة بأن هذا القرار لن يقتصر أثره على تخفيض التكاليف التشغيلية، بل سيفتح المجال أمام أصحاب المطاعم والمحال التجارية لإعادة استثمار الوفورات في تطوير المنتجات، وتحسين جودة الخدمات، والتوسع وافتتاح فروع جديدة، وتوظيف الكفاءات الوطنية، والاستثمار في التقنيات والابتكار، بما يعزز تنافسية العلامات التجارية الكويتية ويدعم نموها.</w:t>
@@ -225,18 +201,14 @@
     <w:p>
       <w:pPr>
         <w:bidi/>
-        <w:spacing w:after="40" w:line="270" w:lineRule="auto"/>
+        <w:spacing w:after="80" w:line="300" w:lineRule="auto"/>
         <w:jc w:val="both"/>
-        <w:rPr>
-          <w:sz w:val="18"/>
-          <w:szCs w:val="16"/>
-        </w:rPr>
       </w:pPr>
       <w:r>
         <w:rPr>
           <w:rFonts w:ascii="Sakkal Majalla" w:eastAsia="Sakkal Majalla" w:hAnsi="Sakkal Majalla" w:cs="Sakkal Majalla"/>
-          <w:sz w:val="22"/>
-          <w:szCs w:val="19"/>
+          <w:sz w:val="24"/>
+          <w:szCs w:val="24"/>
           <w:rtl/>
         </w:rPr>
         <w:t>فكل دينار يتم توفيره بفضل هذا التنظيم سيكون فرصة جديدة للاستثمار والتطوير، وليس مجرد خفض في المصروفات، وهو ما سينعكس إيجابًا على جودة الخدمات والأسعار، ويحقق مصلحة المستهلك، ويعزز مساهمة هذا القطاع الحيوي في الاقتصاد الوطني.</w:t>
@@ -245,19 +217,19 @@
     <w:p>
       <w:pPr>
         <w:bidi/>
-        <w:spacing w:after="40" w:line="270" w:lineRule="auto"/>
+        <w:spacing w:after="80" w:line="300" w:lineRule="auto"/>
         <w:jc w:val="both"/>
         <w:rPr>
           <w:rFonts w:ascii="Sakkal Majalla" w:eastAsia="Sakkal Majalla" w:hAnsi="Sakkal Majalla" w:cs="Sakkal Majalla"/>
-          <w:sz w:val="22"/>
-          <w:szCs w:val="19"/>
+          <w:sz w:val="24"/>
+          <w:szCs w:val="24"/>
         </w:rPr>
       </w:pPr>
       <w:r>
         <w:rPr>
           <w:rFonts w:ascii="Sakkal Majalla" w:eastAsia="Sakkal Majalla" w:hAnsi="Sakkal Majalla" w:cs="Sakkal Majalla"/>
-          <w:sz w:val="22"/>
-          <w:szCs w:val="19"/>
+          <w:sz w:val="24"/>
+          <w:szCs w:val="24"/>
           <w:rtl/>
         </w:rPr>
         <w:t>وإيمانًا منا بأهمية دعم جهود الوزارة، نرفق لمعاليكم بيانًا يوضح الرسوم والتكاليف التي كانت تتحملها المطاعم والمحال التجارية قبل صدور القرار، بما يسهم في توثيق واقع القطاع وقياس الأثر الإيجابي لهذا التنظيم.</w:t>
@@ -266,18 +238,20 @@
     <w:p>
       <w:pPr>
         <w:bidi/>
-        <w:spacing w:after="40" w:line="270" w:lineRule="auto"/>
+        <w:spacing w:after="80" w:line="300" w:lineRule="auto"/>
         <w:jc w:val="both"/>
         <w:rPr>
-          <w:sz w:val="18"/>
-          <w:szCs w:val="16"/>
+          <w:rFonts w:ascii="Sakkal Majalla" w:eastAsia="Sakkal Majalla" w:hAnsi="Sakkal Majalla" w:cs="Sakkal Majalla"/>
+          <w:sz w:val="24"/>
+          <w:szCs w:val="24"/>
+          <w:rtl/>
         </w:rPr>
       </w:pPr>
       <w:r>
         <w:rPr>
           <w:rFonts w:ascii="Sakkal Majalla" w:eastAsia="Sakkal Majalla" w:hAnsi="Sakkal Majalla" w:cs="Sakkal Majalla"/>
-          <w:sz w:val="22"/>
-          <w:szCs w:val="19"/>
+          <w:sz w:val="24"/>
+          <w:szCs w:val="24"/>
           <w:rtl/>
         </w:rPr>
         <w:t>ختامًا، نجدد لمعاليكم خالص الشكر والتقدير على هذا القرار الإصلاحي، الذي يمثل دعمًا مباشرًا للمستثمر الكويتي، ويعزز ريادة الأعمال، ويرسخ بيئة استثمارية أكثر عدالة واستدامة، بما يواكب تطلعات دولة الكويت نحو اقتصاد أكثر تنافسية وازدهارًا.</w:t>
@@ -285,36 +259,90 @@
     </w:p>
     <w:p>
       <w:pPr>
-        <w:pBdr>
-          <w:bottom w:val="single" w:sz="6" w:space="0" w:color="C9B99A"/>
-        </w:pBdr>
-        <w:bidi/>
-        <w:spacing w:before="30" w:after="30"/>
-        <w:rPr>
-          <w:sz w:val="18"/>
-          <w:szCs w:val="16"/>
+        <w:bidi/>
+        <w:spacing w:after="80" w:line="300" w:lineRule="auto"/>
+        <w:jc w:val="both"/>
+        <w:rPr>
+          <w:rFonts w:ascii="Sakkal Majalla" w:eastAsia="Sakkal Majalla" w:hAnsi="Sakkal Majalla" w:cs="Sakkal Majalla"/>
+          <w:sz w:val="24"/>
+          <w:szCs w:val="24"/>
+          <w:rtl/>
+        </w:rPr>
+      </w:pPr>
+    </w:p>
+    <w:p>
+      <w:pPr>
+        <w:rPr>
+          <w:rFonts w:ascii="Sakkal Majalla" w:eastAsia="Sakkal Majalla" w:hAnsi="Sakkal Majalla" w:cs="Sakkal Majalla"/>
+          <w:b/>
+          <w:bCs/>
+          <w:sz w:val="24"/>
+          <w:szCs w:val="24"/>
+          <w:rtl/>
+          <w:lang w:bidi="ar-KW"/>
         </w:rPr>
       </w:pPr>
       <w:r>
+        <w:rPr>
+          <w:rFonts w:ascii="Sakkal Majalla" w:eastAsia="Sakkal Majalla" w:hAnsi="Sakkal Majalla" w:cs="Sakkal Majalla"/>
+          <w:b/>
+          <w:bCs/>
+          <w:sz w:val="24"/>
+          <w:szCs w:val="24"/>
+          <w:rtl/>
+        </w:rPr>
+        <w:t xml:space="preserve">اسم  </w:t>
+      </w:r>
+      <w:r>
+        <w:rPr>
+          <w:rFonts w:ascii="Sakkal Majalla" w:eastAsia="Sakkal Majalla" w:hAnsi="Sakkal Majalla" w:cs="Sakkal Majalla" w:hint="cs"/>
+          <w:b/>
+          <w:bCs/>
+          <w:sz w:val="24"/>
+          <w:szCs w:val="24"/>
+          <w:rtl/>
+          <w:lang w:bidi="ar-KW"/>
+        </w:rPr>
+        <w:t xml:space="preserve">الشركة                           </w:t>
+      </w:r>
+    </w:p>
+    <w:p>
+      <w:pPr>
+        <w:rPr>
+          <w:rFonts w:ascii="Sakkal Majalla" w:eastAsia="Sakkal Majalla" w:hAnsi="Sakkal Majalla" w:cs="Sakkal Majalla"/>
+          <w:sz w:val="24"/>
+          <w:szCs w:val="24"/>
+        </w:rPr>
+      </w:pPr>
+      <w:r>
+        <w:rPr>
+          <w:rFonts w:ascii="Sakkal Majalla" w:eastAsia="Sakkal Majalla" w:hAnsi="Sakkal Majalla" w:cs="Sakkal Majalla"/>
+          <w:b/>
+          <w:bCs/>
+          <w:sz w:val="24"/>
+          <w:szCs w:val="24"/>
+          <w:rtl/>
+        </w:rPr>
+        <w:t>..............................................................</w:t>
+      </w:r>
+    </w:p>
+    <w:p>
+      <w:pPr>
+        <w:bidi/>
+        <w:spacing w:after="80" w:line="300" w:lineRule="auto"/>
+        <w:jc w:val="both"/>
+      </w:pPr>
+    </w:p>
+    <w:p>
+      <w:pPr>
         <w:rPr>
           <w:rFonts w:ascii="Sakkal Majalla" w:eastAsia="Sakkal Majalla" w:hAnsi="Sakkal Majalla" w:cs="Sakkal Majalla"/>
           <w:b/>
           <w:bCs/>
           <w:color w:val="00693E"/>
-          <w:sz w:val="24"/>
-          <w:szCs w:val="21"/>
-          <w:rtl/>
-        </w:rPr>
-        <w:t xml:space="preserve">واقع التكاليف الحالية التي يتحملها المطعم </w:t>
-      </w:r>
-    </w:p>
-    <w:p>
-      <w:pPr>
-        <w:bidi/>
-        <w:spacing w:after="20" w:line="270" w:lineRule="auto"/>
-        <w:rPr>
-          <w:sz w:val="18"/>
-          <w:szCs w:val="16"/>
+          <w:sz w:val="28"/>
+          <w:szCs w:val="28"/>
+          <w:rtl/>
         </w:rPr>
       </w:pPr>
       <w:r>
@@ -322,1220 +350,1396 @@
           <w:rFonts w:ascii="Sakkal Majalla" w:eastAsia="Sakkal Majalla" w:hAnsi="Sakkal Majalla" w:cs="Sakkal Majalla"/>
           <w:b/>
           <w:bCs/>
-          <w:sz w:val="22"/>
-          <w:szCs w:val="19"/>
-          <w:rtl/>
-        </w:rPr>
-        <w:t xml:space="preserve">اسم  </w:t>
+          <w:color w:val="00693E"/>
+          <w:sz w:val="28"/>
+          <w:szCs w:val="28"/>
+          <w:rtl/>
+        </w:rPr>
+        <w:br w:type="page"/>
       </w:r>
-      <w:r>
-        <w:rPr>
-          <w:rFonts w:ascii="Sakkal Majalla" w:eastAsia="Sakkal Majalla" w:hAnsi="Sakkal Majalla" w:cs="Sakkal Majalla" w:hint="cs"/>
-          <w:b/>
-          <w:bCs/>
-          <w:sz w:val="22"/>
-          <w:szCs w:val="19"/>
-          <w:rtl/>
-          <w:lang w:bidi="ar-KW"/>
-        </w:rPr>
-        <w:t>الشركة</w:t>
-      </w:r>
-      <w:r>
+    </w:p>
+    <w:p>
+      <w:pPr>
+        <w:bidi/>
+        <w:spacing w:after="140" w:line="300" w:lineRule="auto"/>
         <w:rPr>
           <w:rFonts w:ascii="Sakkal Majalla" w:eastAsia="Sakkal Majalla" w:hAnsi="Sakkal Majalla" w:cs="Sakkal Majalla"/>
           <w:b/>
           <w:bCs/>
-          <w:sz w:val="22"/>
-          <w:szCs w:val="19"/>
-          <w:rtl/>
-        </w:rPr>
-        <w:t>: ..............................................................</w:t>
-      </w:r>
-    </w:p>
-    <w:p>
-      <w:pPr>
-        <w:bidi/>
-        <w:spacing w:after="20" w:line="270" w:lineRule="auto"/>
-        <w:rPr>
-          <w:sz w:val="18"/>
-          <w:szCs w:val="16"/>
+          <w:sz w:val="24"/>
+          <w:szCs w:val="24"/>
+          <w:rtl/>
+        </w:rPr>
+        <w:sectPr>
+          <w:pgSz w:w="11906" w:h="16838"/>
+          <w:pgMar w:top="1354" w:right="850" w:bottom="994" w:left="850" w:header="708" w:footer="708" w:gutter="0"/>
+          <w:cols w:space="720"/>
+          <w:docGrid w:linePitch="360"/>
+        </w:sectPr>
+      </w:pPr>
+    </w:p>
+    <w:p>
+      <w:pPr>
+        <w:bidi/>
+        <w:rPr>
+          <w:rFonts w:ascii="Sakkal Majalla" w:eastAsia="Sakkal Majalla" w:hAnsi="Sakkal Majalla" w:cs="Sakkal Majalla"/>
+          <w:sz w:val="24"/>
+          <w:szCs w:val="24"/>
+          <w:lang w:bidi="ar-KW"/>
+        </w:rPr>
+      </w:pPr>
+    </w:p>
+    <w:p>
+      <w:pPr>
+        <w:bidi/>
+        <w:rPr>
+          <w:rFonts w:ascii="Sakkal Majalla" w:eastAsia="Sakkal Majalla" w:hAnsi="Sakkal Majalla" w:cs="Sakkal Majalla"/>
+          <w:sz w:val="24"/>
+          <w:szCs w:val="24"/>
+          <w:rtl/>
+          <w:lang w:bidi="ar-KW"/>
         </w:rPr>
       </w:pPr>
       <w:r>
         <w:rPr>
           <w:rFonts w:ascii="Sakkal Majalla" w:eastAsia="Sakkal Majalla" w:hAnsi="Sakkal Majalla" w:cs="Sakkal Majalla"/>
-          <w:b/>
-          <w:bCs/>
-          <w:sz w:val="22"/>
-          <w:szCs w:val="19"/>
-          <w:rtl/>
-        </w:rPr>
-        <w:t>رقم الرخصة التجارية: ..............................................................</w:t>
+          <w:sz w:val="24"/>
+          <w:szCs w:val="24"/>
+          <w:rtl/>
+          <w:lang w:bidi="ar-KW"/>
+        </w:rPr>
+        <w:t>وفيما يلي جدول تفصيلي يوضح قنوات المصاريف والرسوم الإضافية التي تتحملها المطاعم بخلاف العمولة الأساسية:</w:t>
       </w:r>
     </w:p>
     <w:tbl>
       <w:tblPr>
-        <w:bidiVisual/>
-        <w:tblW w:w="10200" w:type="dxa"/>
-        <w:tblBorders>
-          <w:top w:val="single" w:sz="4" w:space="0" w:color="auto"/>
-          <w:left w:val="single" w:sz="4" w:space="0" w:color="auto"/>
-          <w:bottom w:val="single" w:sz="4" w:space="0" w:color="auto"/>
-          <w:right w:val="single" w:sz="4" w:space="0" w:color="auto"/>
-          <w:insideH w:val="single" w:sz="4" w:space="0" w:color="auto"/>
-          <w:insideV w:val="single" w:sz="4" w:space="0" w:color="auto"/>
-        </w:tblBorders>
-        <w:tblCellMar>
-          <w:left w:w="10" w:type="dxa"/>
-          <w:right w:w="10" w:type="dxa"/>
-        </w:tblCellMar>
+        <w:tblStyle w:val="GridTable4-Accent1"/>
+        <w:tblpPr w:leftFromText="180" w:rightFromText="180" w:vertAnchor="page" w:horzAnchor="margin" w:tblpXSpec="center" w:tblpY="3571"/>
+        <w:tblW w:w="9715" w:type="dxa"/>
         <w:tblLook w:val="04A0" w:firstRow="1" w:lastRow="0" w:firstColumn="1" w:lastColumn="0" w:noHBand="0" w:noVBand="1"/>
       </w:tblPr>
       <w:tblGrid>
-        <w:gridCol w:w="550"/>
-        <w:gridCol w:w="5500"/>
-        <w:gridCol w:w="2075"/>
-        <w:gridCol w:w="2075"/>
+        <w:gridCol w:w="6025"/>
+        <w:gridCol w:w="1170"/>
+        <w:gridCol w:w="2520"/>
       </w:tblGrid>
       <w:tr>
-        <w:tblPrEx>
-          <w:tblCellMar>
-            <w:top w:w="0" w:type="dxa"/>
-            <w:bottom w:w="0" w:type="dxa"/>
-          </w:tblCellMar>
-        </w:tblPrEx>
         <w:trPr>
-          <w:tblHeader/>
+          <w:cnfStyle w:val="100000000000" w:firstRow="1" w:lastRow="0" w:firstColumn="0" w:lastColumn="0" w:oddVBand="0" w:evenVBand="0" w:oddHBand="0" w:evenHBand="0" w:firstRowFirstColumn="0" w:firstRowLastColumn="0" w:lastRowFirstColumn="0" w:lastRowLastColumn="0"/>
+          <w:trHeight w:val="626"/>
         </w:trPr>
         <w:tc>
           <w:tcPr>
-            <w:tcW w:w="550" w:type="dxa"/>
-            <w:tcBorders>
-              <w:top w:val="single" w:sz="4" w:space="0" w:color="555555"/>
-              <w:left w:val="single" w:sz="4" w:space="0" w:color="555555"/>
-              <w:bottom w:val="single" w:sz="4" w:space="0" w:color="555555"/>
-              <w:right w:val="single" w:sz="4" w:space="0" w:color="555555"/>
-            </w:tcBorders>
-            <w:shd w:val="clear" w:color="auto" w:fill="E8E4D8"/>
+            <w:cnfStyle w:val="001000000000" w:firstRow="0" w:lastRow="0" w:firstColumn="1" w:lastColumn="0" w:oddVBand="0" w:evenVBand="0" w:oddHBand="0" w:evenHBand="0" w:firstRowFirstColumn="0" w:firstRowLastColumn="0" w:lastRowFirstColumn="0" w:lastRowLastColumn="0"/>
+            <w:tcW w:w="6025" w:type="dxa"/>
+            <w:noWrap/>
             <w:vAlign w:val="center"/>
+            <w:hideMark/>
           </w:tcPr>
           <w:p>
             <w:pPr>
               <w:bidi/>
               <w:jc w:val="center"/>
               <w:rPr>
-                <w:sz w:val="18"/>
-                <w:szCs w:val="16"/>
+                <w:rFonts w:ascii="Calibri" w:hAnsi="Calibri" w:cs="Calibri"/>
+                <w:color w:val="FFFFFF"/>
+                <w:sz w:val="22"/>
+                <w:szCs w:val="22"/>
               </w:rPr>
             </w:pPr>
             <w:r>
               <w:rPr>
-                <w:rFonts w:ascii="Sakkal Majalla" w:eastAsia="Sakkal Majalla" w:hAnsi="Sakkal Majalla" w:cs="Sakkal Majalla"/>
-                <w:b/>
-                <w:bCs/>
-                <w:sz w:val="16"/>
-                <w:szCs w:val="14"/>
-                <w:rtl/>
-              </w:rPr>
-              <w:t>م</w:t>
+                <w:rFonts w:ascii="Calibri" w:hAnsi="Calibri" w:cs="Calibri"/>
+                <w:sz w:val="22"/>
+                <w:szCs w:val="22"/>
+                <w:rtl/>
+              </w:rPr>
+              <w:t>آلية العمل بالتفصيل</w:t>
             </w:r>
           </w:p>
         </w:tc>
         <w:tc>
           <w:tcPr>
-            <w:tcW w:w="5500" w:type="dxa"/>
-            <w:tcBorders>
-              <w:top w:val="single" w:sz="4" w:space="0" w:color="555555"/>
-              <w:left w:val="single" w:sz="4" w:space="0" w:color="555555"/>
-              <w:bottom w:val="single" w:sz="4" w:space="0" w:color="555555"/>
-              <w:right w:val="single" w:sz="4" w:space="0" w:color="555555"/>
-            </w:tcBorders>
-            <w:shd w:val="clear" w:color="auto" w:fill="E8E4D8"/>
+            <w:tcW w:w="1170" w:type="dxa"/>
+            <w:noWrap/>
             <w:vAlign w:val="center"/>
+            <w:hideMark/>
           </w:tcPr>
           <w:p>
             <w:pPr>
               <w:bidi/>
               <w:jc w:val="center"/>
-              <w:rPr>
-                <w:sz w:val="18"/>
-                <w:szCs w:val="16"/>
+              <w:cnfStyle w:val="100000000000" w:firstRow="1" w:lastRow="0" w:firstColumn="0" w:lastColumn="0" w:oddVBand="0" w:evenVBand="0" w:oddHBand="0" w:evenHBand="0" w:firstRowFirstColumn="0" w:firstRowLastColumn="0" w:lastRowFirstColumn="0" w:lastRowLastColumn="0"/>
+              <w:rPr>
+                <w:rFonts w:ascii="Calibri" w:hAnsi="Calibri" w:cs="Calibri"/>
+                <w:color w:val="FFFFFF"/>
+                <w:sz w:val="22"/>
+                <w:szCs w:val="22"/>
+                <w:rtl/>
               </w:rPr>
             </w:pPr>
             <w:r>
               <w:rPr>
-                <w:rFonts w:ascii="Sakkal Majalla" w:eastAsia="Sakkal Majalla" w:hAnsi="Sakkal Majalla" w:cs="Sakkal Majalla"/>
-                <w:b/>
-                <w:bCs/>
-                <w:sz w:val="16"/>
-                <w:szCs w:val="14"/>
-                <w:rtl/>
-              </w:rPr>
-              <w:t>البند</w:t>
+                <w:rFonts w:ascii="Calibri" w:hAnsi="Calibri" w:cs="Calibri"/>
+                <w:sz w:val="22"/>
+                <w:szCs w:val="22"/>
+                <w:rtl/>
+              </w:rPr>
+              <w:t>ما يدفعه المطعم</w:t>
             </w:r>
           </w:p>
         </w:tc>
         <w:tc>
           <w:tcPr>
-            <w:tcW w:w="2075" w:type="dxa"/>
-            <w:tcBorders>
-              <w:top w:val="single" w:sz="4" w:space="0" w:color="555555"/>
-              <w:left w:val="single" w:sz="4" w:space="0" w:color="555555"/>
-              <w:bottom w:val="single" w:sz="4" w:space="0" w:color="555555"/>
-              <w:right w:val="single" w:sz="4" w:space="0" w:color="555555"/>
-            </w:tcBorders>
-            <w:shd w:val="clear" w:color="auto" w:fill="E8E4D8"/>
+            <w:tcW w:w="2520" w:type="dxa"/>
+            <w:noWrap/>
             <w:vAlign w:val="center"/>
+            <w:hideMark/>
           </w:tcPr>
           <w:p>
             <w:pPr>
               <w:bidi/>
               <w:jc w:val="center"/>
-              <w:rPr>
-                <w:sz w:val="18"/>
-                <w:szCs w:val="16"/>
+              <w:cnfStyle w:val="100000000000" w:firstRow="1" w:lastRow="0" w:firstColumn="0" w:lastColumn="0" w:oddVBand="0" w:evenVBand="0" w:oddHBand="0" w:evenHBand="0" w:firstRowFirstColumn="0" w:firstRowLastColumn="0" w:lastRowFirstColumn="0" w:lastRowLastColumn="0"/>
+              <w:rPr>
+                <w:rFonts w:ascii="Calibri" w:hAnsi="Calibri" w:cs="Calibri"/>
+                <w:color w:val="FFFFFF"/>
+                <w:sz w:val="22"/>
+                <w:szCs w:val="22"/>
+                <w:rtl/>
               </w:rPr>
             </w:pPr>
             <w:r>
               <w:rPr>
-                <w:rFonts w:ascii="Sakkal Majalla" w:eastAsia="Sakkal Majalla" w:hAnsi="Sakkal Majalla" w:cs="Sakkal Majalla"/>
-                <w:b/>
-                <w:bCs/>
-                <w:sz w:val="16"/>
-                <w:szCs w:val="14"/>
-                <w:rtl/>
-              </w:rPr>
-              <w:t>المبلغ الشهري التقريبي (د.ك)</w:t>
+                <w:rFonts w:ascii="Calibri" w:hAnsi="Calibri" w:cs="Calibri"/>
+                <w:sz w:val="22"/>
+                <w:szCs w:val="22"/>
+                <w:rtl/>
+              </w:rPr>
+              <w:t>مرافئ الإيرادات (قنوات الدخل)</w:t>
             </w:r>
           </w:p>
         </w:tc>
+      </w:tr>
+      <w:tr>
+        <w:trPr>
+          <w:cnfStyle w:val="000000100000" w:firstRow="0" w:lastRow="0" w:firstColumn="0" w:lastColumn="0" w:oddVBand="0" w:evenVBand="0" w:oddHBand="1" w:evenHBand="0" w:firstRowFirstColumn="0" w:firstRowLastColumn="0" w:lastRowFirstColumn="0" w:lastRowLastColumn="0"/>
+          <w:trHeight w:val="626"/>
+        </w:trPr>
         <w:tc>
           <w:tcPr>
-            <w:tcW w:w="2075" w:type="dxa"/>
-            <w:tcBorders>
-              <w:top w:val="single" w:sz="4" w:space="0" w:color="555555"/>
-              <w:left w:val="single" w:sz="4" w:space="0" w:color="555555"/>
-              <w:bottom w:val="single" w:sz="4" w:space="0" w:color="555555"/>
-              <w:right w:val="single" w:sz="4" w:space="0" w:color="555555"/>
-            </w:tcBorders>
-            <w:shd w:val="clear" w:color="auto" w:fill="E8E4D8"/>
+            <w:cnfStyle w:val="001000000000" w:firstRow="0" w:lastRow="0" w:firstColumn="1" w:lastColumn="0" w:oddVBand="0" w:evenVBand="0" w:oddHBand="0" w:evenHBand="0" w:firstRowFirstColumn="0" w:firstRowLastColumn="0" w:lastRowFirstColumn="0" w:lastRowLastColumn="0"/>
+            <w:tcW w:w="6025" w:type="dxa"/>
+            <w:noWrap/>
             <w:vAlign w:val="center"/>
+            <w:hideMark/>
           </w:tcPr>
           <w:p>
             <w:pPr>
               <w:bidi/>
               <w:jc w:val="center"/>
               <w:rPr>
-                <w:sz w:val="18"/>
-                <w:szCs w:val="16"/>
+                <w:rFonts w:ascii="Calibri" w:hAnsi="Calibri" w:cs="Calibri"/>
+                <w:b w:val="0"/>
+                <w:bCs w:val="0"/>
+                <w:color w:val="000000"/>
+                <w:sz w:val="22"/>
+                <w:szCs w:val="22"/>
+                <w:rtl/>
               </w:rPr>
             </w:pPr>
             <w:r>
               <w:rPr>
-                <w:rFonts w:ascii="Sakkal Majalla" w:eastAsia="Sakkal Majalla" w:hAnsi="Sakkal Majalla" w:cs="Sakkal Majalla"/>
-                <w:b/>
-                <w:bCs/>
-                <w:sz w:val="16"/>
-                <w:szCs w:val="14"/>
-                <w:rtl/>
-              </w:rPr>
-              <w:t>النسبة من قيمة الطلب (%)</w:t>
+                <w:rFonts w:ascii="Calibri" w:hAnsi="Calibri" w:cs="Calibri"/>
+                <w:b w:val="0"/>
+                <w:bCs w:val="0"/>
+                <w:color w:val="000000"/>
+                <w:sz w:val="22"/>
+                <w:szCs w:val="22"/>
+                <w:rtl/>
+              </w:rPr>
+              <w:t>تُفرض على كل نقرة يقوم بها العميل لاستعراض قائمة الطعام، بغض النظر عما إذا كان قد أتمّ الطلب أم لا.</w:t>
             </w:r>
           </w:p>
         </w:tc>
-      </w:tr>
-      <w:tr>
-        <w:tblPrEx>
-          <w:tblCellMar>
-            <w:top w:w="0" w:type="dxa"/>
-            <w:bottom w:w="0" w:type="dxa"/>
-          </w:tblCellMar>
-        </w:tblPrEx>
         <w:tc>
           <w:tcPr>
-            <w:tcW w:w="550" w:type="dxa"/>
-            <w:tcBorders>
-              <w:top w:val="single" w:sz="4" w:space="0" w:color="555555"/>
-              <w:left w:val="single" w:sz="4" w:space="0" w:color="555555"/>
-              <w:bottom w:val="single" w:sz="4" w:space="0" w:color="555555"/>
-              <w:right w:val="single" w:sz="4" w:space="0" w:color="555555"/>
-            </w:tcBorders>
+            <w:tcW w:w="1170" w:type="dxa"/>
+            <w:noWrap/>
             <w:vAlign w:val="center"/>
+            <w:hideMark/>
           </w:tcPr>
           <w:p>
             <w:pPr>
               <w:bidi/>
               <w:jc w:val="center"/>
-              <w:rPr>
-                <w:sz w:val="18"/>
-                <w:szCs w:val="16"/>
+              <w:cnfStyle w:val="000000100000" w:firstRow="0" w:lastRow="0" w:firstColumn="0" w:lastColumn="0" w:oddVBand="0" w:evenVBand="0" w:oddHBand="1" w:evenHBand="0" w:firstRowFirstColumn="0" w:firstRowLastColumn="0" w:lastRowFirstColumn="0" w:lastRowLastColumn="0"/>
+              <w:rPr>
+                <w:rFonts w:ascii="Calibri" w:hAnsi="Calibri" w:cs="Calibri"/>
+                <w:color w:val="000000"/>
+                <w:sz w:val="22"/>
+                <w:szCs w:val="22"/>
+                <w:rtl/>
               </w:rPr>
             </w:pPr>
             <w:r>
               <w:rPr>
-                <w:rFonts w:ascii="Sakkal Majalla" w:eastAsia="Sakkal Majalla" w:hAnsi="Sakkal Majalla" w:cs="Sakkal Majalla"/>
-                <w:sz w:val="18"/>
-                <w:szCs w:val="16"/>
-                <w:rtl/>
-              </w:rPr>
-              <w:t>1</w:t>
+                <w:rFonts w:ascii="Calibri" w:hAnsi="Calibri" w:cs="Calibri"/>
+                <w:color w:val="000000"/>
+                <w:sz w:val="22"/>
+                <w:szCs w:val="22"/>
+                <w:rtl/>
+              </w:rPr>
+              <w:t>300 فلس</w:t>
             </w:r>
           </w:p>
         </w:tc>
         <w:tc>
           <w:tcPr>
-            <w:tcW w:w="5500" w:type="dxa"/>
-            <w:tcBorders>
-              <w:top w:val="single" w:sz="4" w:space="0" w:color="555555"/>
-              <w:left w:val="single" w:sz="4" w:space="0" w:color="555555"/>
-              <w:bottom w:val="single" w:sz="4" w:space="0" w:color="555555"/>
-              <w:right w:val="single" w:sz="4" w:space="0" w:color="555555"/>
-            </w:tcBorders>
+            <w:tcW w:w="2520" w:type="dxa"/>
+            <w:noWrap/>
             <w:vAlign w:val="center"/>
-          </w:tcPr>
-          <w:p>
-            <w:pPr>
-              <w:bidi/>
-              <w:rPr>
-                <w:sz w:val="18"/>
-                <w:szCs w:val="16"/>
-              </w:rPr>
-            </w:pPr>
-            <w:r>
-              <w:rPr>
-                <w:rFonts w:ascii="Sakkal Majalla" w:eastAsia="Sakkal Majalla" w:hAnsi="Sakkal Majalla" w:cs="Sakkal Majalla"/>
-                <w:sz w:val="18"/>
-                <w:szCs w:val="16"/>
-                <w:rtl/>
-              </w:rPr>
-              <w:t>العمولات (Commissions)</w:t>
-            </w:r>
-          </w:p>
-        </w:tc>
-        <w:tc>
-          <w:tcPr>
-            <w:tcW w:w="2075" w:type="dxa"/>
-            <w:tcBorders>
-              <w:top w:val="single" w:sz="4" w:space="0" w:color="555555"/>
-              <w:left w:val="single" w:sz="4" w:space="0" w:color="555555"/>
-              <w:bottom w:val="single" w:sz="4" w:space="0" w:color="555555"/>
-              <w:right w:val="single" w:sz="4" w:space="0" w:color="555555"/>
-            </w:tcBorders>
-            <w:vAlign w:val="center"/>
-          </w:tcPr>
-          <w:p>
-            <w:pPr>
-              <w:bidi/>
-              <w:jc w:val="right"/>
-              <w:rPr>
-                <w:sz w:val="18"/>
-                <w:szCs w:val="16"/>
-              </w:rPr>
-            </w:pPr>
-          </w:p>
-        </w:tc>
-        <w:tc>
-          <w:tcPr>
-            <w:tcW w:w="2075" w:type="dxa"/>
-            <w:tcBorders>
-              <w:top w:val="single" w:sz="4" w:space="0" w:color="555555"/>
-              <w:left w:val="single" w:sz="4" w:space="0" w:color="555555"/>
-              <w:bottom w:val="single" w:sz="4" w:space="0" w:color="555555"/>
-              <w:right w:val="single" w:sz="4" w:space="0" w:color="555555"/>
-            </w:tcBorders>
-            <w:vAlign w:val="center"/>
-          </w:tcPr>
-          <w:p>
-            <w:pPr>
-              <w:bidi/>
-              <w:jc w:val="right"/>
-              <w:rPr>
-                <w:sz w:val="18"/>
-                <w:szCs w:val="16"/>
-              </w:rPr>
-            </w:pPr>
-          </w:p>
-        </w:tc>
-      </w:tr>
-      <w:tr>
-        <w:tblPrEx>
-          <w:tblCellMar>
-            <w:top w:w="0" w:type="dxa"/>
-            <w:bottom w:w="0" w:type="dxa"/>
-          </w:tblCellMar>
-        </w:tblPrEx>
-        <w:tc>
-          <w:tcPr>
-            <w:tcW w:w="550" w:type="dxa"/>
-            <w:tcBorders>
-              <w:top w:val="single" w:sz="4" w:space="0" w:color="555555"/>
-              <w:left w:val="single" w:sz="4" w:space="0" w:color="555555"/>
-              <w:bottom w:val="single" w:sz="4" w:space="0" w:color="555555"/>
-              <w:right w:val="single" w:sz="4" w:space="0" w:color="555555"/>
-            </w:tcBorders>
-            <w:vAlign w:val="center"/>
+            <w:hideMark/>
           </w:tcPr>
           <w:p>
             <w:pPr>
               <w:bidi/>
               <w:jc w:val="center"/>
-              <w:rPr>
-                <w:sz w:val="18"/>
-                <w:szCs w:val="16"/>
+              <w:cnfStyle w:val="000000100000" w:firstRow="0" w:lastRow="0" w:firstColumn="0" w:lastColumn="0" w:oddVBand="0" w:evenVBand="0" w:oddHBand="1" w:evenHBand="0" w:firstRowFirstColumn="0" w:firstRowLastColumn="0" w:lastRowFirstColumn="0" w:lastRowLastColumn="0"/>
+              <w:rPr>
+                <w:rFonts w:ascii="Calibri" w:hAnsi="Calibri" w:cs="Calibri"/>
+                <w:color w:val="000000"/>
+                <w:sz w:val="22"/>
+                <w:szCs w:val="22"/>
+                <w:rtl/>
               </w:rPr>
             </w:pPr>
             <w:r>
               <w:rPr>
-                <w:rFonts w:ascii="Sakkal Majalla" w:eastAsia="Sakkal Majalla" w:hAnsi="Sakkal Majalla" w:cs="Sakkal Majalla"/>
-                <w:sz w:val="18"/>
-                <w:szCs w:val="16"/>
-                <w:rtl/>
-              </w:rPr>
-              <w:t>2</w:t>
-            </w:r>
-          </w:p>
-        </w:tc>
-        <w:tc>
-          <w:tcPr>
-            <w:tcW w:w="5500" w:type="dxa"/>
-            <w:tcBorders>
-              <w:top w:val="single" w:sz="4" w:space="0" w:color="555555"/>
-              <w:left w:val="single" w:sz="4" w:space="0" w:color="555555"/>
-              <w:bottom w:val="single" w:sz="4" w:space="0" w:color="555555"/>
-              <w:right w:val="single" w:sz="4" w:space="0" w:color="555555"/>
-            </w:tcBorders>
-            <w:vAlign w:val="center"/>
-          </w:tcPr>
-          <w:p>
-            <w:pPr>
-              <w:bidi/>
-              <w:rPr>
-                <w:sz w:val="18"/>
-                <w:szCs w:val="16"/>
-              </w:rPr>
-            </w:pPr>
-            <w:r>
-              <w:rPr>
-                <w:rFonts w:ascii="Sakkal Majalla" w:eastAsia="Sakkal Majalla" w:hAnsi="Sakkal Majalla" w:cs="Sakkal Majalla"/>
-                <w:sz w:val="18"/>
-                <w:szCs w:val="16"/>
-                <w:rtl/>
-              </w:rPr>
-              <w:t>الإيرادات غير العمولية (NCR) — أدوات الإعلان والترويج والظهور المميز داخل المنصة</w:t>
-            </w:r>
-          </w:p>
-        </w:tc>
-        <w:tc>
-          <w:tcPr>
-            <w:tcW w:w="2075" w:type="dxa"/>
-            <w:tcBorders>
-              <w:top w:val="single" w:sz="4" w:space="0" w:color="555555"/>
-              <w:left w:val="single" w:sz="4" w:space="0" w:color="555555"/>
-              <w:bottom w:val="single" w:sz="4" w:space="0" w:color="555555"/>
-              <w:right w:val="single" w:sz="4" w:space="0" w:color="555555"/>
-            </w:tcBorders>
-            <w:vAlign w:val="center"/>
-          </w:tcPr>
-          <w:p>
-            <w:pPr>
-              <w:bidi/>
-              <w:jc w:val="right"/>
-              <w:rPr>
-                <w:sz w:val="18"/>
-                <w:szCs w:val="16"/>
-              </w:rPr>
-            </w:pPr>
-          </w:p>
-        </w:tc>
-        <w:tc>
-          <w:tcPr>
-            <w:tcW w:w="2075" w:type="dxa"/>
-            <w:tcBorders>
-              <w:top w:val="single" w:sz="4" w:space="0" w:color="555555"/>
-              <w:left w:val="single" w:sz="4" w:space="0" w:color="555555"/>
-              <w:bottom w:val="single" w:sz="4" w:space="0" w:color="555555"/>
-              <w:right w:val="single" w:sz="4" w:space="0" w:color="555555"/>
-            </w:tcBorders>
-            <w:vAlign w:val="center"/>
-          </w:tcPr>
-          <w:p>
-            <w:pPr>
-              <w:bidi/>
-              <w:jc w:val="right"/>
-              <w:rPr>
-                <w:sz w:val="18"/>
-                <w:szCs w:val="16"/>
-              </w:rPr>
-            </w:pPr>
+                <w:rFonts w:ascii="Calibri" w:hAnsi="Calibri" w:cs="Calibri"/>
+                <w:color w:val="000000"/>
+                <w:sz w:val="22"/>
+                <w:szCs w:val="22"/>
+                <w:rtl/>
+              </w:rPr>
+              <w:t>تكلفة النقرة (</w:t>
+            </w:r>
+            <w:r>
+              <w:rPr>
+                <w:rFonts w:ascii="Calibri" w:hAnsi="Calibri" w:cs="Calibri"/>
+                <w:color w:val="000000"/>
+                <w:sz w:val="22"/>
+                <w:szCs w:val="22"/>
+              </w:rPr>
+              <w:t>Cost per click</w:t>
+            </w:r>
+            <w:r>
+              <w:rPr>
+                <w:rFonts w:ascii="Calibri" w:hAnsi="Calibri" w:cs="Calibri"/>
+                <w:color w:val="000000"/>
+                <w:sz w:val="22"/>
+                <w:szCs w:val="22"/>
+                <w:rtl/>
+              </w:rPr>
+              <w:t>)</w:t>
+            </w:r>
           </w:p>
         </w:tc>
       </w:tr>
       <w:tr>
-        <w:tblPrEx>
-          <w:tblCellMar>
-            <w:top w:w="0" w:type="dxa"/>
-            <w:bottom w:w="0" w:type="dxa"/>
-          </w:tblCellMar>
-        </w:tblPrEx>
+        <w:trPr>
+          <w:trHeight w:val="626"/>
+        </w:trPr>
         <w:tc>
           <w:tcPr>
-            <w:tcW w:w="550" w:type="dxa"/>
-            <w:tcBorders>
-              <w:top w:val="single" w:sz="4" w:space="0" w:color="555555"/>
-              <w:left w:val="single" w:sz="4" w:space="0" w:color="555555"/>
-              <w:bottom w:val="single" w:sz="4" w:space="0" w:color="555555"/>
-              <w:right w:val="single" w:sz="4" w:space="0" w:color="555555"/>
-            </w:tcBorders>
+            <w:cnfStyle w:val="001000000000" w:firstRow="0" w:lastRow="0" w:firstColumn="1" w:lastColumn="0" w:oddVBand="0" w:evenVBand="0" w:oddHBand="0" w:evenHBand="0" w:firstRowFirstColumn="0" w:firstRowLastColumn="0" w:lastRowFirstColumn="0" w:lastRowLastColumn="0"/>
+            <w:tcW w:w="6025" w:type="dxa"/>
+            <w:noWrap/>
             <w:vAlign w:val="center"/>
+            <w:hideMark/>
           </w:tcPr>
           <w:p>
             <w:pPr>
               <w:bidi/>
               <w:jc w:val="center"/>
               <w:rPr>
-                <w:sz w:val="18"/>
-                <w:szCs w:val="16"/>
+                <w:rFonts w:ascii="Calibri" w:hAnsi="Calibri" w:cs="Calibri"/>
+                <w:b w:val="0"/>
+                <w:bCs w:val="0"/>
+                <w:color w:val="000000"/>
+                <w:sz w:val="22"/>
+                <w:szCs w:val="22"/>
+                <w:rtl/>
               </w:rPr>
             </w:pPr>
             <w:r>
               <w:rPr>
-                <w:rFonts w:ascii="Sakkal Majalla" w:eastAsia="Sakkal Majalla" w:hAnsi="Sakkal Majalla" w:cs="Sakkal Majalla"/>
-                <w:sz w:val="18"/>
-                <w:szCs w:val="16"/>
-                <w:rtl/>
-              </w:rPr>
-              <w:t>3</w:t>
+                <w:rFonts w:ascii="Calibri" w:hAnsi="Calibri" w:cs="Calibri"/>
+                <w:b w:val="0"/>
+                <w:bCs w:val="0"/>
+                <w:color w:val="000000"/>
+                <w:sz w:val="22"/>
+                <w:szCs w:val="22"/>
+                <w:rtl/>
+              </w:rPr>
+              <w:t>تعتمد على الكلمات البحثية بما في ذلك أسماء العلامات التجارية؛ حيث تضطر المطاعم للدفع مقابل ظهور اسمها الخاص في النتائج حتى لو كان العميل يبحث عنها تحديداً.</w:t>
             </w:r>
           </w:p>
         </w:tc>
         <w:tc>
           <w:tcPr>
-            <w:tcW w:w="5500" w:type="dxa"/>
-            <w:tcBorders>
-              <w:top w:val="single" w:sz="4" w:space="0" w:color="555555"/>
-              <w:left w:val="single" w:sz="4" w:space="0" w:color="555555"/>
-              <w:bottom w:val="single" w:sz="4" w:space="0" w:color="555555"/>
-              <w:right w:val="single" w:sz="4" w:space="0" w:color="555555"/>
-            </w:tcBorders>
+            <w:tcW w:w="1170" w:type="dxa"/>
+            <w:noWrap/>
             <w:vAlign w:val="center"/>
-          </w:tcPr>
-          <w:p>
-            <w:pPr>
-              <w:bidi/>
-              <w:rPr>
-                <w:sz w:val="18"/>
-                <w:szCs w:val="16"/>
-              </w:rPr>
-            </w:pPr>
-            <w:r>
-              <w:rPr>
-                <w:rFonts w:ascii="Sakkal Majalla" w:eastAsia="Sakkal Majalla" w:hAnsi="Sakkal Majalla" w:cs="Sakkal Majalla"/>
-                <w:sz w:val="18"/>
-                <w:szCs w:val="16"/>
-                <w:rtl/>
-              </w:rPr>
-              <w:t>رسوم بطاقات الائتمان والخصم (Credit/Debit Card Fees)</w:t>
-            </w:r>
-          </w:p>
-        </w:tc>
-        <w:tc>
-          <w:tcPr>
-            <w:tcW w:w="2075" w:type="dxa"/>
-            <w:tcBorders>
-              <w:top w:val="single" w:sz="4" w:space="0" w:color="555555"/>
-              <w:left w:val="single" w:sz="4" w:space="0" w:color="555555"/>
-              <w:bottom w:val="single" w:sz="4" w:space="0" w:color="555555"/>
-              <w:right w:val="single" w:sz="4" w:space="0" w:color="555555"/>
-            </w:tcBorders>
-            <w:vAlign w:val="center"/>
-          </w:tcPr>
-          <w:p>
-            <w:pPr>
-              <w:bidi/>
-              <w:jc w:val="right"/>
-              <w:rPr>
-                <w:sz w:val="18"/>
-                <w:szCs w:val="16"/>
-              </w:rPr>
-            </w:pPr>
-          </w:p>
-        </w:tc>
-        <w:tc>
-          <w:tcPr>
-            <w:tcW w:w="2075" w:type="dxa"/>
-            <w:tcBorders>
-              <w:top w:val="single" w:sz="4" w:space="0" w:color="555555"/>
-              <w:left w:val="single" w:sz="4" w:space="0" w:color="555555"/>
-              <w:bottom w:val="single" w:sz="4" w:space="0" w:color="555555"/>
-              <w:right w:val="single" w:sz="4" w:space="0" w:color="555555"/>
-            </w:tcBorders>
-            <w:vAlign w:val="center"/>
-          </w:tcPr>
-          <w:p>
-            <w:pPr>
-              <w:bidi/>
-              <w:jc w:val="right"/>
-              <w:rPr>
-                <w:sz w:val="18"/>
-                <w:szCs w:val="16"/>
-              </w:rPr>
-            </w:pPr>
-          </w:p>
-        </w:tc>
-      </w:tr>
-      <w:tr>
-        <w:tblPrEx>
-          <w:tblCellMar>
-            <w:top w:w="0" w:type="dxa"/>
-            <w:bottom w:w="0" w:type="dxa"/>
-          </w:tblCellMar>
-        </w:tblPrEx>
-        <w:tc>
-          <w:tcPr>
-            <w:tcW w:w="550" w:type="dxa"/>
-            <w:tcBorders>
-              <w:top w:val="single" w:sz="4" w:space="0" w:color="555555"/>
-              <w:left w:val="single" w:sz="4" w:space="0" w:color="555555"/>
-              <w:bottom w:val="single" w:sz="4" w:space="0" w:color="555555"/>
-              <w:right w:val="single" w:sz="4" w:space="0" w:color="555555"/>
-            </w:tcBorders>
-            <w:vAlign w:val="center"/>
+            <w:hideMark/>
           </w:tcPr>
           <w:p>
             <w:pPr>
               <w:bidi/>
               <w:jc w:val="center"/>
-              <w:rPr>
-                <w:sz w:val="18"/>
-                <w:szCs w:val="16"/>
+              <w:cnfStyle w:val="000000000000" w:firstRow="0" w:lastRow="0" w:firstColumn="0" w:lastColumn="0" w:oddVBand="0" w:evenVBand="0" w:oddHBand="0" w:evenHBand="0" w:firstRowFirstColumn="0" w:firstRowLastColumn="0" w:lastRowFirstColumn="0" w:lastRowLastColumn="0"/>
+              <w:rPr>
+                <w:rFonts w:ascii="Calibri" w:hAnsi="Calibri" w:cs="Calibri"/>
+                <w:color w:val="000000"/>
+                <w:sz w:val="22"/>
+                <w:szCs w:val="22"/>
+                <w:rtl/>
               </w:rPr>
             </w:pPr>
             <w:r>
               <w:rPr>
-                <w:rFonts w:ascii="Sakkal Majalla" w:eastAsia="Sakkal Majalla" w:hAnsi="Sakkal Majalla" w:cs="Sakkal Majalla"/>
-                <w:sz w:val="18"/>
-                <w:szCs w:val="16"/>
-                <w:rtl/>
-              </w:rPr>
-              <w:t>4</w:t>
+                <w:rFonts w:ascii="Calibri" w:hAnsi="Calibri" w:cs="Calibri"/>
+                <w:color w:val="000000"/>
+                <w:sz w:val="22"/>
+                <w:szCs w:val="22"/>
+                <w:rtl/>
+              </w:rPr>
+              <w:t>300 فلس</w:t>
             </w:r>
           </w:p>
         </w:tc>
         <w:tc>
           <w:tcPr>
-            <w:tcW w:w="5500" w:type="dxa"/>
-            <w:tcBorders>
-              <w:top w:val="single" w:sz="4" w:space="0" w:color="555555"/>
-              <w:left w:val="single" w:sz="4" w:space="0" w:color="555555"/>
-              <w:bottom w:val="single" w:sz="4" w:space="0" w:color="555555"/>
-              <w:right w:val="single" w:sz="4" w:space="0" w:color="555555"/>
-            </w:tcBorders>
+            <w:tcW w:w="2520" w:type="dxa"/>
+            <w:noWrap/>
             <w:vAlign w:val="center"/>
-          </w:tcPr>
-          <w:p>
-            <w:pPr>
-              <w:bidi/>
-              <w:rPr>
-                <w:sz w:val="18"/>
-                <w:szCs w:val="16"/>
-              </w:rPr>
-            </w:pPr>
-            <w:r>
-              <w:rPr>
-                <w:rFonts w:ascii="Sakkal Majalla" w:eastAsia="Sakkal Majalla" w:hAnsi="Sakkal Majalla" w:cs="Sakkal Majalla"/>
-                <w:sz w:val="18"/>
-                <w:szCs w:val="16"/>
-                <w:rtl/>
-              </w:rPr>
-              <w:t>رسوم عروض التوصيل المجاني (Free Delivery Fees)</w:t>
-            </w:r>
-          </w:p>
-        </w:tc>
-        <w:tc>
-          <w:tcPr>
-            <w:tcW w:w="2075" w:type="dxa"/>
-            <w:tcBorders>
-              <w:top w:val="single" w:sz="4" w:space="0" w:color="555555"/>
-              <w:left w:val="single" w:sz="4" w:space="0" w:color="555555"/>
-              <w:bottom w:val="single" w:sz="4" w:space="0" w:color="555555"/>
-              <w:right w:val="single" w:sz="4" w:space="0" w:color="555555"/>
-            </w:tcBorders>
-            <w:vAlign w:val="center"/>
-          </w:tcPr>
-          <w:p>
-            <w:pPr>
-              <w:bidi/>
-              <w:jc w:val="right"/>
-              <w:rPr>
-                <w:sz w:val="18"/>
-                <w:szCs w:val="16"/>
-              </w:rPr>
-            </w:pPr>
-          </w:p>
-        </w:tc>
-        <w:tc>
-          <w:tcPr>
-            <w:tcW w:w="2075" w:type="dxa"/>
-            <w:tcBorders>
-              <w:top w:val="single" w:sz="4" w:space="0" w:color="555555"/>
-              <w:left w:val="single" w:sz="4" w:space="0" w:color="555555"/>
-              <w:bottom w:val="single" w:sz="4" w:space="0" w:color="555555"/>
-              <w:right w:val="single" w:sz="4" w:space="0" w:color="555555"/>
-            </w:tcBorders>
-            <w:vAlign w:val="center"/>
-          </w:tcPr>
-          <w:p>
-            <w:pPr>
-              <w:bidi/>
-              <w:jc w:val="right"/>
-              <w:rPr>
-                <w:sz w:val="18"/>
-                <w:szCs w:val="16"/>
-              </w:rPr>
-            </w:pPr>
-          </w:p>
-        </w:tc>
-      </w:tr>
-      <w:tr>
-        <w:tblPrEx>
-          <w:tblCellMar>
-            <w:top w:w="0" w:type="dxa"/>
-            <w:bottom w:w="0" w:type="dxa"/>
-          </w:tblCellMar>
-        </w:tblPrEx>
-        <w:tc>
-          <w:tcPr>
-            <w:tcW w:w="550" w:type="dxa"/>
-            <w:tcBorders>
-              <w:top w:val="single" w:sz="4" w:space="0" w:color="555555"/>
-              <w:left w:val="single" w:sz="4" w:space="0" w:color="555555"/>
-              <w:bottom w:val="single" w:sz="4" w:space="0" w:color="555555"/>
-              <w:right w:val="single" w:sz="4" w:space="0" w:color="555555"/>
-            </w:tcBorders>
-            <w:vAlign w:val="center"/>
+            <w:hideMark/>
           </w:tcPr>
           <w:p>
             <w:pPr>
               <w:bidi/>
               <w:jc w:val="center"/>
-              <w:rPr>
-                <w:sz w:val="18"/>
-                <w:szCs w:val="16"/>
+              <w:cnfStyle w:val="000000000000" w:firstRow="0" w:lastRow="0" w:firstColumn="0" w:lastColumn="0" w:oddVBand="0" w:evenVBand="0" w:oddHBand="0" w:evenHBand="0" w:firstRowFirstColumn="0" w:firstRowLastColumn="0" w:lastRowFirstColumn="0" w:lastRowLastColumn="0"/>
+              <w:rPr>
+                <w:rFonts w:ascii="Calibri" w:hAnsi="Calibri" w:cs="Calibri"/>
+                <w:color w:val="000000"/>
+                <w:sz w:val="22"/>
+                <w:szCs w:val="22"/>
+                <w:rtl/>
               </w:rPr>
             </w:pPr>
             <w:r>
               <w:rPr>
-                <w:rFonts w:ascii="Sakkal Majalla" w:eastAsia="Sakkal Majalla" w:hAnsi="Sakkal Majalla" w:cs="Sakkal Majalla"/>
-                <w:sz w:val="18"/>
-                <w:szCs w:val="16"/>
-                <w:rtl/>
-              </w:rPr>
-              <w:t>5</w:t>
-            </w:r>
-          </w:p>
-        </w:tc>
-        <w:tc>
-          <w:tcPr>
-            <w:tcW w:w="5500" w:type="dxa"/>
-            <w:tcBorders>
-              <w:top w:val="single" w:sz="4" w:space="0" w:color="555555"/>
-              <w:left w:val="single" w:sz="4" w:space="0" w:color="555555"/>
-              <w:bottom w:val="single" w:sz="4" w:space="0" w:color="555555"/>
-              <w:right w:val="single" w:sz="4" w:space="0" w:color="555555"/>
-            </w:tcBorders>
-            <w:vAlign w:val="center"/>
-          </w:tcPr>
-          <w:p>
-            <w:pPr>
-              <w:bidi/>
-              <w:rPr>
-                <w:sz w:val="18"/>
-                <w:szCs w:val="16"/>
-              </w:rPr>
-            </w:pPr>
-            <w:r>
-              <w:rPr>
-                <w:rFonts w:ascii="Sakkal Majalla" w:eastAsia="Sakkal Majalla" w:hAnsi="Sakkal Majalla" w:cs="Sakkal Majalla"/>
-                <w:sz w:val="18"/>
-                <w:szCs w:val="16"/>
-                <w:rtl/>
-              </w:rPr>
-              <w:t>غرامات معدل تواصل العملاء بشأن الطلبات (Contact Rate Fines)</w:t>
-            </w:r>
-          </w:p>
-        </w:tc>
-        <w:tc>
-          <w:tcPr>
-            <w:tcW w:w="2075" w:type="dxa"/>
-            <w:tcBorders>
-              <w:top w:val="single" w:sz="4" w:space="0" w:color="555555"/>
-              <w:left w:val="single" w:sz="4" w:space="0" w:color="555555"/>
-              <w:bottom w:val="single" w:sz="4" w:space="0" w:color="555555"/>
-              <w:right w:val="single" w:sz="4" w:space="0" w:color="555555"/>
-            </w:tcBorders>
-            <w:vAlign w:val="center"/>
-          </w:tcPr>
-          <w:p>
-            <w:pPr>
-              <w:bidi/>
-              <w:jc w:val="right"/>
-              <w:rPr>
-                <w:sz w:val="18"/>
-                <w:szCs w:val="16"/>
-              </w:rPr>
-            </w:pPr>
-          </w:p>
-        </w:tc>
-        <w:tc>
-          <w:tcPr>
-            <w:tcW w:w="2075" w:type="dxa"/>
-            <w:tcBorders>
-              <w:top w:val="single" w:sz="4" w:space="0" w:color="555555"/>
-              <w:left w:val="single" w:sz="4" w:space="0" w:color="555555"/>
-              <w:bottom w:val="single" w:sz="4" w:space="0" w:color="555555"/>
-              <w:right w:val="single" w:sz="4" w:space="0" w:color="555555"/>
-            </w:tcBorders>
-            <w:vAlign w:val="center"/>
-          </w:tcPr>
-          <w:p>
-            <w:pPr>
-              <w:bidi/>
-              <w:jc w:val="right"/>
-              <w:rPr>
-                <w:sz w:val="18"/>
-                <w:szCs w:val="16"/>
-              </w:rPr>
-            </w:pPr>
+                <w:rFonts w:ascii="Calibri" w:hAnsi="Calibri" w:cs="Calibri"/>
+                <w:color w:val="000000"/>
+                <w:sz w:val="22"/>
+                <w:szCs w:val="22"/>
+                <w:rtl/>
+              </w:rPr>
+              <w:t>البحث باستخدام الكلمات المفتاحية (</w:t>
+            </w:r>
+            <w:r>
+              <w:rPr>
+                <w:rFonts w:ascii="Calibri" w:hAnsi="Calibri" w:cs="Calibri"/>
+                <w:color w:val="000000"/>
+                <w:sz w:val="22"/>
+                <w:szCs w:val="22"/>
+              </w:rPr>
+              <w:t>Search by keywords</w:t>
+            </w:r>
+            <w:r>
+              <w:rPr>
+                <w:rFonts w:ascii="Calibri" w:hAnsi="Calibri" w:cs="Calibri"/>
+                <w:color w:val="000000"/>
+                <w:sz w:val="22"/>
+                <w:szCs w:val="22"/>
+                <w:rtl/>
+              </w:rPr>
+              <w:t>)</w:t>
+            </w:r>
           </w:p>
         </w:tc>
       </w:tr>
       <w:tr>
-        <w:tblPrEx>
-          <w:tblCellMar>
-            <w:top w:w="0" w:type="dxa"/>
-            <w:bottom w:w="0" w:type="dxa"/>
-          </w:tblCellMar>
-        </w:tblPrEx>
+        <w:trPr>
+          <w:cnfStyle w:val="000000100000" w:firstRow="0" w:lastRow="0" w:firstColumn="0" w:lastColumn="0" w:oddVBand="0" w:evenVBand="0" w:oddHBand="1" w:evenHBand="0" w:firstRowFirstColumn="0" w:firstRowLastColumn="0" w:lastRowFirstColumn="0" w:lastRowLastColumn="0"/>
+          <w:trHeight w:val="626"/>
+        </w:trPr>
         <w:tc>
           <w:tcPr>
-            <w:tcW w:w="550" w:type="dxa"/>
-            <w:tcBorders>
-              <w:top w:val="single" w:sz="4" w:space="0" w:color="555555"/>
-              <w:left w:val="single" w:sz="4" w:space="0" w:color="555555"/>
-              <w:bottom w:val="single" w:sz="4" w:space="0" w:color="555555"/>
-              <w:right w:val="single" w:sz="4" w:space="0" w:color="555555"/>
-            </w:tcBorders>
+            <w:cnfStyle w:val="001000000000" w:firstRow="0" w:lastRow="0" w:firstColumn="1" w:lastColumn="0" w:oddVBand="0" w:evenVBand="0" w:oddHBand="0" w:evenHBand="0" w:firstRowFirstColumn="0" w:firstRowLastColumn="0" w:lastRowFirstColumn="0" w:lastRowLastColumn="0"/>
+            <w:tcW w:w="6025" w:type="dxa"/>
+            <w:noWrap/>
             <w:vAlign w:val="center"/>
+            <w:hideMark/>
           </w:tcPr>
           <w:p>
             <w:pPr>
               <w:bidi/>
               <w:jc w:val="center"/>
               <w:rPr>
-                <w:sz w:val="18"/>
-                <w:szCs w:val="16"/>
+                <w:rFonts w:ascii="Calibri" w:hAnsi="Calibri" w:cs="Calibri"/>
+                <w:b w:val="0"/>
+                <w:bCs w:val="0"/>
+                <w:color w:val="000000"/>
+                <w:sz w:val="22"/>
+                <w:szCs w:val="22"/>
+                <w:rtl/>
               </w:rPr>
             </w:pPr>
             <w:r>
               <w:rPr>
-                <w:rFonts w:ascii="Sakkal Majalla" w:eastAsia="Sakkal Majalla" w:hAnsi="Sakkal Majalla" w:cs="Sakkal Majalla"/>
-                <w:sz w:val="18"/>
-                <w:szCs w:val="16"/>
-                <w:rtl/>
-              </w:rPr>
-              <w:t>6</w:t>
+                <w:rFonts w:ascii="Calibri" w:hAnsi="Calibri" w:cs="Calibri"/>
+                <w:b w:val="0"/>
+                <w:bCs w:val="0"/>
+                <w:color w:val="000000"/>
+                <w:sz w:val="22"/>
+                <w:szCs w:val="22"/>
+                <w:rtl/>
+              </w:rPr>
+              <w:t>يتحمل المطعم خصماً بنسبة 50% يذهب للعميل، بالإضافة إلى دفع رسوم إضافية للمنصة فوق قيمة العمولة الأساسية.</w:t>
             </w:r>
           </w:p>
         </w:tc>
         <w:tc>
           <w:tcPr>
-            <w:tcW w:w="5500" w:type="dxa"/>
-            <w:tcBorders>
-              <w:top w:val="single" w:sz="4" w:space="0" w:color="555555"/>
-              <w:left w:val="single" w:sz="4" w:space="0" w:color="555555"/>
-              <w:bottom w:val="single" w:sz="4" w:space="0" w:color="555555"/>
-              <w:right w:val="single" w:sz="4" w:space="0" w:color="555555"/>
-            </w:tcBorders>
+            <w:tcW w:w="1170" w:type="dxa"/>
+            <w:noWrap/>
             <w:vAlign w:val="center"/>
+            <w:hideMark/>
           </w:tcPr>
           <w:p>
             <w:pPr>
-              <w:bidi/>
-              <w:rPr>
-                <w:sz w:val="18"/>
-                <w:szCs w:val="16"/>
+              <w:jc w:val="center"/>
+              <w:cnfStyle w:val="000000100000" w:firstRow="0" w:lastRow="0" w:firstColumn="0" w:lastColumn="0" w:oddVBand="0" w:evenVBand="0" w:oddHBand="1" w:evenHBand="0" w:firstRowFirstColumn="0" w:firstRowLastColumn="0" w:lastRowFirstColumn="0" w:lastRowLastColumn="0"/>
+              <w:rPr>
+                <w:rFonts w:ascii="Calibri" w:hAnsi="Calibri" w:cs="Calibri"/>
+                <w:color w:val="000000"/>
+                <w:sz w:val="22"/>
+                <w:szCs w:val="22"/>
+                <w:rtl/>
               </w:rPr>
             </w:pPr>
             <w:r>
               <w:rPr>
-                <w:rFonts w:ascii="Sakkal Majalla" w:eastAsia="Sakkal Majalla" w:hAnsi="Sakkal Majalla" w:cs="Sakkal Majalla"/>
-                <w:sz w:val="18"/>
-                <w:szCs w:val="16"/>
-                <w:rtl/>
-              </w:rPr>
-              <w:t>العروض الممولة بالمشاركة (Co-funded Offers) — حصة المطعم من الخصومات</w:t>
+                <w:rFonts w:ascii="Calibri" w:hAnsi="Calibri" w:cs="Calibri"/>
+                <w:color w:val="000000"/>
+                <w:sz w:val="22"/>
+                <w:szCs w:val="22"/>
+                <w:rtl/>
+              </w:rPr>
+              <w:t>750 فلساً</w:t>
             </w:r>
           </w:p>
         </w:tc>
         <w:tc>
           <w:tcPr>
-            <w:tcW w:w="2075" w:type="dxa"/>
-            <w:tcBorders>
-              <w:top w:val="single" w:sz="4" w:space="0" w:color="555555"/>
-              <w:left w:val="single" w:sz="4" w:space="0" w:color="555555"/>
-              <w:bottom w:val="single" w:sz="4" w:space="0" w:color="555555"/>
-              <w:right w:val="single" w:sz="4" w:space="0" w:color="555555"/>
-            </w:tcBorders>
+            <w:tcW w:w="2520" w:type="dxa"/>
+            <w:noWrap/>
             <w:vAlign w:val="center"/>
-          </w:tcPr>
-          <w:p>
-            <w:pPr>
-              <w:bidi/>
-              <w:jc w:val="right"/>
-              <w:rPr>
-                <w:sz w:val="18"/>
-                <w:szCs w:val="16"/>
-              </w:rPr>
-            </w:pPr>
-          </w:p>
-        </w:tc>
-        <w:tc>
-          <w:tcPr>
-            <w:tcW w:w="2075" w:type="dxa"/>
-            <w:tcBorders>
-              <w:top w:val="single" w:sz="4" w:space="0" w:color="555555"/>
-              <w:left w:val="single" w:sz="4" w:space="0" w:color="555555"/>
-              <w:bottom w:val="single" w:sz="4" w:space="0" w:color="555555"/>
-              <w:right w:val="single" w:sz="4" w:space="0" w:color="555555"/>
-            </w:tcBorders>
-            <w:vAlign w:val="center"/>
-          </w:tcPr>
-          <w:p>
-            <w:pPr>
-              <w:bidi/>
-              <w:jc w:val="right"/>
-              <w:rPr>
-                <w:sz w:val="18"/>
-                <w:szCs w:val="16"/>
-              </w:rPr>
-            </w:pPr>
-          </w:p>
-        </w:tc>
-      </w:tr>
-      <w:tr>
-        <w:tblPrEx>
-          <w:tblCellMar>
-            <w:top w:w="0" w:type="dxa"/>
-            <w:bottom w:w="0" w:type="dxa"/>
-          </w:tblCellMar>
-        </w:tblPrEx>
-        <w:tc>
-          <w:tcPr>
-            <w:tcW w:w="550" w:type="dxa"/>
-            <w:tcBorders>
-              <w:top w:val="single" w:sz="4" w:space="0" w:color="555555"/>
-              <w:left w:val="single" w:sz="4" w:space="0" w:color="555555"/>
-              <w:bottom w:val="single" w:sz="4" w:space="0" w:color="555555"/>
-              <w:right w:val="single" w:sz="4" w:space="0" w:color="555555"/>
-            </w:tcBorders>
-            <w:vAlign w:val="center"/>
+            <w:hideMark/>
           </w:tcPr>
           <w:p>
             <w:pPr>
               <w:bidi/>
               <w:jc w:val="center"/>
-              <w:rPr>
-                <w:sz w:val="18"/>
-                <w:szCs w:val="16"/>
+              <w:cnfStyle w:val="000000100000" w:firstRow="0" w:lastRow="0" w:firstColumn="0" w:lastColumn="0" w:oddVBand="0" w:evenVBand="0" w:oddHBand="1" w:evenHBand="0" w:firstRowFirstColumn="0" w:firstRowLastColumn="0" w:lastRowFirstColumn="0" w:lastRowLastColumn="0"/>
+              <w:rPr>
+                <w:rFonts w:ascii="Calibri" w:hAnsi="Calibri" w:cs="Calibri"/>
+                <w:color w:val="000000"/>
+                <w:sz w:val="22"/>
+                <w:szCs w:val="22"/>
               </w:rPr>
             </w:pPr>
             <w:r>
               <w:rPr>
-                <w:rFonts w:ascii="Sakkal Majalla" w:eastAsia="Sakkal Majalla" w:hAnsi="Sakkal Majalla" w:cs="Sakkal Majalla"/>
-                <w:sz w:val="18"/>
-                <w:szCs w:val="16"/>
-                <w:rtl/>
-              </w:rPr>
-              <w:t>7</w:t>
+                <w:rFonts w:ascii="Calibri" w:hAnsi="Calibri" w:cs="Calibri"/>
+                <w:color w:val="000000"/>
+                <w:sz w:val="22"/>
+                <w:szCs w:val="22"/>
+                <w:rtl/>
+              </w:rPr>
+              <w:t>برنامج الجواهر / العروض (</w:t>
+            </w:r>
+            <w:r>
+              <w:rPr>
+                <w:rFonts w:ascii="Calibri" w:hAnsi="Calibri" w:cs="Calibri"/>
+                <w:color w:val="000000"/>
+                <w:sz w:val="22"/>
+                <w:szCs w:val="22"/>
+              </w:rPr>
+              <w:t>Gems</w:t>
+            </w:r>
+            <w:r>
+              <w:rPr>
+                <w:rFonts w:ascii="Calibri" w:hAnsi="Calibri" w:cs="Calibri"/>
+                <w:color w:val="000000"/>
+                <w:sz w:val="22"/>
+                <w:szCs w:val="22"/>
+                <w:rtl/>
+              </w:rPr>
+              <w:t>)</w:t>
+            </w:r>
+          </w:p>
+        </w:tc>
+      </w:tr>
+      <w:tr>
+        <w:trPr>
+          <w:trHeight w:val="626"/>
+        </w:trPr>
+        <w:tc>
+          <w:tcPr>
+            <w:cnfStyle w:val="001000000000" w:firstRow="0" w:lastRow="0" w:firstColumn="1" w:lastColumn="0" w:oddVBand="0" w:evenVBand="0" w:oddHBand="0" w:evenHBand="0" w:firstRowFirstColumn="0" w:firstRowLastColumn="0" w:lastRowFirstColumn="0" w:lastRowLastColumn="0"/>
+            <w:tcW w:w="6025" w:type="dxa"/>
+            <w:noWrap/>
+            <w:vAlign w:val="center"/>
+            <w:hideMark/>
+          </w:tcPr>
+          <w:p>
+            <w:pPr>
+              <w:bidi/>
+              <w:jc w:val="center"/>
+              <w:rPr>
+                <w:rFonts w:ascii="Calibri" w:hAnsi="Calibri" w:cs="Calibri"/>
+                <w:b w:val="0"/>
+                <w:bCs w:val="0"/>
+                <w:color w:val="000000"/>
+                <w:sz w:val="22"/>
+                <w:szCs w:val="22"/>
+                <w:rtl/>
+              </w:rPr>
+            </w:pPr>
+            <w:r>
+              <w:rPr>
+                <w:rFonts w:ascii="Calibri" w:hAnsi="Calibri" w:cs="Calibri"/>
+                <w:b w:val="0"/>
+                <w:bCs w:val="0"/>
+                <w:color w:val="000000"/>
+                <w:sz w:val="22"/>
+                <w:szCs w:val="22"/>
+                <w:rtl/>
+              </w:rPr>
+              <w:t>خصم يقدمه المطعم للعميل بالإضافة إلى دفع رسوم إضافية للمنصة تزيد عن قيمة العمولة الأساسية.</w:t>
             </w:r>
           </w:p>
         </w:tc>
         <w:tc>
           <w:tcPr>
-            <w:tcW w:w="5500" w:type="dxa"/>
-            <w:tcBorders>
-              <w:top w:val="single" w:sz="4" w:space="0" w:color="555555"/>
-              <w:left w:val="single" w:sz="4" w:space="0" w:color="555555"/>
-              <w:bottom w:val="single" w:sz="4" w:space="0" w:color="555555"/>
-              <w:right w:val="single" w:sz="4" w:space="0" w:color="555555"/>
-            </w:tcBorders>
+            <w:tcW w:w="1170" w:type="dxa"/>
+            <w:noWrap/>
             <w:vAlign w:val="center"/>
+            <w:hideMark/>
           </w:tcPr>
           <w:p>
             <w:pPr>
               <w:bidi/>
-              <w:rPr>
-                <w:sz w:val="18"/>
-                <w:szCs w:val="16"/>
+              <w:jc w:val="center"/>
+              <w:cnfStyle w:val="000000000000" w:firstRow="0" w:lastRow="0" w:firstColumn="0" w:lastColumn="0" w:oddVBand="0" w:evenVBand="0" w:oddHBand="0" w:evenHBand="0" w:firstRowFirstColumn="0" w:firstRowLastColumn="0" w:lastRowFirstColumn="0" w:lastRowLastColumn="0"/>
+              <w:rPr>
+                <w:rFonts w:ascii="Calibri" w:hAnsi="Calibri" w:cs="Calibri"/>
+                <w:color w:val="000000"/>
+                <w:sz w:val="22"/>
+                <w:szCs w:val="22"/>
+                <w:rtl/>
               </w:rPr>
             </w:pPr>
             <w:r>
               <w:rPr>
-                <w:rFonts w:ascii="Sakkal Majalla" w:eastAsia="Sakkal Majalla" w:hAnsi="Sakkal Majalla" w:cs="Sakkal Majalla"/>
-                <w:sz w:val="18"/>
-                <w:szCs w:val="16"/>
-                <w:rtl/>
-              </w:rPr>
-              <w:t>مصاريف أخرى (يرجى التحديد): ...........................</w:t>
+                <w:rFonts w:ascii="Calibri" w:hAnsi="Calibri" w:cs="Calibri"/>
+                <w:color w:val="000000"/>
+                <w:sz w:val="22"/>
+                <w:szCs w:val="22"/>
+                <w:rtl/>
+              </w:rPr>
+              <w:t>750 فلساً</w:t>
             </w:r>
           </w:p>
         </w:tc>
         <w:tc>
           <w:tcPr>
-            <w:tcW w:w="2075" w:type="dxa"/>
-            <w:tcBorders>
-              <w:top w:val="single" w:sz="4" w:space="0" w:color="555555"/>
-              <w:left w:val="single" w:sz="4" w:space="0" w:color="555555"/>
-              <w:bottom w:val="single" w:sz="4" w:space="0" w:color="555555"/>
-              <w:right w:val="single" w:sz="4" w:space="0" w:color="555555"/>
-            </w:tcBorders>
+            <w:tcW w:w="2520" w:type="dxa"/>
+            <w:noWrap/>
             <w:vAlign w:val="center"/>
+            <w:hideMark/>
           </w:tcPr>
           <w:p>
             <w:pPr>
               <w:bidi/>
-              <w:jc w:val="right"/>
-              <w:rPr>
-                <w:sz w:val="18"/>
-                <w:szCs w:val="16"/>
+              <w:jc w:val="center"/>
+              <w:cnfStyle w:val="000000000000" w:firstRow="0" w:lastRow="0" w:firstColumn="0" w:lastColumn="0" w:oddVBand="0" w:evenVBand="0" w:oddHBand="0" w:evenHBand="0" w:firstRowFirstColumn="0" w:firstRowLastColumn="0" w:lastRowFirstColumn="0" w:lastRowLastColumn="0"/>
+              <w:rPr>
+                <w:rFonts w:ascii="Calibri" w:hAnsi="Calibri" w:cs="Calibri"/>
+                <w:color w:val="000000"/>
+                <w:sz w:val="22"/>
+                <w:szCs w:val="22"/>
+                <w:rtl/>
               </w:rPr>
             </w:pPr>
+            <w:r>
+              <w:rPr>
+                <w:rFonts w:ascii="Calibri" w:hAnsi="Calibri" w:cs="Calibri"/>
+                <w:color w:val="000000"/>
+                <w:sz w:val="22"/>
+                <w:szCs w:val="22"/>
+                <w:rtl/>
+              </w:rPr>
+              <w:t>استهداف الصفقات (</w:t>
+            </w:r>
+            <w:r>
+              <w:rPr>
+                <w:rFonts w:ascii="Calibri" w:hAnsi="Calibri" w:cs="Calibri"/>
+                <w:color w:val="000000"/>
+                <w:sz w:val="22"/>
+                <w:szCs w:val="22"/>
+              </w:rPr>
+              <w:t>Deal targeting</w:t>
+            </w:r>
+            <w:r>
+              <w:rPr>
+                <w:rFonts w:ascii="Calibri" w:hAnsi="Calibri" w:cs="Calibri"/>
+                <w:color w:val="000000"/>
+                <w:sz w:val="22"/>
+                <w:szCs w:val="22"/>
+                <w:rtl/>
+              </w:rPr>
+              <w:t>)</w:t>
+            </w:r>
+          </w:p>
+        </w:tc>
+      </w:tr>
+      <w:tr>
+        <w:trPr>
+          <w:cnfStyle w:val="000000100000" w:firstRow="0" w:lastRow="0" w:firstColumn="0" w:lastColumn="0" w:oddVBand="0" w:evenVBand="0" w:oddHBand="1" w:evenHBand="0" w:firstRowFirstColumn="0" w:firstRowLastColumn="0" w:lastRowFirstColumn="0" w:lastRowLastColumn="0"/>
+          <w:trHeight w:val="626"/>
+        </w:trPr>
+        <w:tc>
+          <w:tcPr>
+            <w:cnfStyle w:val="001000000000" w:firstRow="0" w:lastRow="0" w:firstColumn="1" w:lastColumn="0" w:oddVBand="0" w:evenVBand="0" w:oddHBand="0" w:evenHBand="0" w:firstRowFirstColumn="0" w:firstRowLastColumn="0" w:lastRowFirstColumn="0" w:lastRowLastColumn="0"/>
+            <w:tcW w:w="6025" w:type="dxa"/>
+            <w:noWrap/>
+            <w:vAlign w:val="center"/>
+            <w:hideMark/>
+          </w:tcPr>
+          <w:p>
+            <w:pPr>
+              <w:bidi/>
+              <w:jc w:val="center"/>
+              <w:rPr>
+                <w:rFonts w:ascii="Calibri" w:hAnsi="Calibri" w:cs="Calibri"/>
+                <w:b w:val="0"/>
+                <w:bCs w:val="0"/>
+                <w:color w:val="000000"/>
+                <w:sz w:val="22"/>
+                <w:szCs w:val="22"/>
+                <w:rtl/>
+              </w:rPr>
+            </w:pPr>
+            <w:r>
+              <w:rPr>
+                <w:rFonts w:ascii="Calibri" w:hAnsi="Calibri" w:cs="Calibri"/>
+                <w:b w:val="0"/>
+                <w:bCs w:val="0"/>
+                <w:color w:val="000000"/>
+                <w:sz w:val="22"/>
+                <w:szCs w:val="22"/>
+                <w:rtl/>
+              </w:rPr>
+              <w:t>يتحمل المطعم كلفة التوصيل المجاني بالكامل نيابة عن العميل.</w:t>
+            </w:r>
           </w:p>
         </w:tc>
         <w:tc>
           <w:tcPr>
-            <w:tcW w:w="2075" w:type="dxa"/>
-            <w:tcBorders>
-              <w:top w:val="single" w:sz="4" w:space="0" w:color="555555"/>
-              <w:left w:val="single" w:sz="4" w:space="0" w:color="555555"/>
-              <w:bottom w:val="single" w:sz="4" w:space="0" w:color="555555"/>
-              <w:right w:val="single" w:sz="4" w:space="0" w:color="555555"/>
-            </w:tcBorders>
+            <w:tcW w:w="1170" w:type="dxa"/>
+            <w:noWrap/>
             <w:vAlign w:val="center"/>
+            <w:hideMark/>
           </w:tcPr>
           <w:p>
             <w:pPr>
               <w:bidi/>
-              <w:jc w:val="right"/>
-              <w:rPr>
-                <w:sz w:val="18"/>
-                <w:szCs w:val="16"/>
+              <w:jc w:val="center"/>
+              <w:cnfStyle w:val="000000100000" w:firstRow="0" w:lastRow="0" w:firstColumn="0" w:lastColumn="0" w:oddVBand="0" w:evenVBand="0" w:oddHBand="1" w:evenHBand="0" w:firstRowFirstColumn="0" w:firstRowLastColumn="0" w:lastRowFirstColumn="0" w:lastRowLastColumn="0"/>
+              <w:rPr>
+                <w:rFonts w:ascii="Calibri" w:hAnsi="Calibri" w:cs="Calibri"/>
+                <w:color w:val="000000"/>
+                <w:sz w:val="22"/>
+                <w:szCs w:val="22"/>
+                <w:rtl/>
               </w:rPr>
             </w:pPr>
+            <w:r>
+              <w:rPr>
+                <w:rFonts w:ascii="Calibri" w:hAnsi="Calibri" w:cs="Calibri"/>
+                <w:color w:val="000000"/>
+                <w:sz w:val="22"/>
+                <w:szCs w:val="22"/>
+                <w:rtl/>
+              </w:rPr>
+              <w:t>750 فلساً</w:t>
+            </w:r>
+          </w:p>
+        </w:tc>
+        <w:tc>
+          <w:tcPr>
+            <w:tcW w:w="2520" w:type="dxa"/>
+            <w:noWrap/>
+            <w:vAlign w:val="center"/>
+            <w:hideMark/>
+          </w:tcPr>
+          <w:p>
+            <w:pPr>
+              <w:bidi/>
+              <w:jc w:val="center"/>
+              <w:cnfStyle w:val="000000100000" w:firstRow="0" w:lastRow="0" w:firstColumn="0" w:lastColumn="0" w:oddVBand="0" w:evenVBand="0" w:oddHBand="1" w:evenHBand="0" w:firstRowFirstColumn="0" w:firstRowLastColumn="0" w:lastRowFirstColumn="0" w:lastRowLastColumn="0"/>
+              <w:rPr>
+                <w:rFonts w:ascii="Calibri" w:hAnsi="Calibri" w:cs="Calibri"/>
+                <w:color w:val="000000"/>
+                <w:sz w:val="22"/>
+                <w:szCs w:val="22"/>
+                <w:rtl/>
+              </w:rPr>
+            </w:pPr>
+            <w:r>
+              <w:rPr>
+                <w:rFonts w:ascii="Calibri" w:hAnsi="Calibri" w:cs="Calibri"/>
+                <w:color w:val="000000"/>
+                <w:sz w:val="22"/>
+                <w:szCs w:val="22"/>
+                <w:rtl/>
+              </w:rPr>
+              <w:t>رسوم التوصيل المجاني (</w:t>
+            </w:r>
+            <w:r>
+              <w:rPr>
+                <w:rFonts w:ascii="Calibri" w:hAnsi="Calibri" w:cs="Calibri"/>
+                <w:color w:val="000000"/>
+                <w:sz w:val="22"/>
+                <w:szCs w:val="22"/>
+              </w:rPr>
+              <w:t>Free delivery charges</w:t>
+            </w:r>
+            <w:r>
+              <w:rPr>
+                <w:rFonts w:ascii="Calibri" w:hAnsi="Calibri" w:cs="Calibri"/>
+                <w:color w:val="000000"/>
+                <w:sz w:val="22"/>
+                <w:szCs w:val="22"/>
+                <w:rtl/>
+              </w:rPr>
+              <w:t>)</w:t>
+            </w:r>
           </w:p>
         </w:tc>
       </w:tr>
       <w:tr>
-        <w:tblPrEx>
-          <w:tblCellMar>
-            <w:top w:w="0" w:type="dxa"/>
-            <w:bottom w:w="0" w:type="dxa"/>
-          </w:tblCellMar>
-        </w:tblPrEx>
+        <w:trPr>
+          <w:trHeight w:val="626"/>
+        </w:trPr>
         <w:tc>
           <w:tcPr>
-            <w:tcW w:w="550" w:type="dxa"/>
-            <w:tcBorders>
-              <w:top w:val="single" w:sz="4" w:space="0" w:color="555555"/>
-              <w:left w:val="single" w:sz="4" w:space="0" w:color="555555"/>
-              <w:bottom w:val="single" w:sz="4" w:space="0" w:color="555555"/>
-              <w:right w:val="single" w:sz="4" w:space="0" w:color="555555"/>
-            </w:tcBorders>
-            <w:shd w:val="clear" w:color="auto" w:fill="F3F1E9"/>
+            <w:cnfStyle w:val="001000000000" w:firstRow="0" w:lastRow="0" w:firstColumn="1" w:lastColumn="0" w:oddVBand="0" w:evenVBand="0" w:oddHBand="0" w:evenHBand="0" w:firstRowFirstColumn="0" w:firstRowLastColumn="0" w:lastRowFirstColumn="0" w:lastRowLastColumn="0"/>
+            <w:tcW w:w="6025" w:type="dxa"/>
+            <w:noWrap/>
             <w:vAlign w:val="center"/>
+            <w:hideMark/>
           </w:tcPr>
           <w:p>
             <w:pPr>
               <w:bidi/>
-              <w:jc w:val="right"/>
-              <w:rPr>
-                <w:sz w:val="18"/>
-                <w:szCs w:val="16"/>
+              <w:jc w:val="center"/>
+              <w:rPr>
+                <w:rFonts w:ascii="Calibri" w:hAnsi="Calibri" w:cs="Calibri"/>
+                <w:b w:val="0"/>
+                <w:bCs w:val="0"/>
+                <w:color w:val="000000"/>
+                <w:sz w:val="22"/>
+                <w:szCs w:val="22"/>
+                <w:rtl/>
               </w:rPr>
             </w:pPr>
+            <w:r>
+              <w:rPr>
+                <w:rFonts w:ascii="Calibri" w:hAnsi="Calibri" w:cs="Calibri"/>
+                <w:b w:val="0"/>
+                <w:bCs w:val="0"/>
+                <w:color w:val="000000"/>
+                <w:sz w:val="22"/>
+                <w:szCs w:val="22"/>
+                <w:rtl/>
+              </w:rPr>
+              <w:t>رسوم المعاملات البنكية للمدفوعات الإلكترونية يتحملها المطعم بالكامل.</w:t>
+            </w:r>
           </w:p>
         </w:tc>
         <w:tc>
           <w:tcPr>
-            <w:tcW w:w="5500" w:type="dxa"/>
-            <w:tcBorders>
-              <w:top w:val="single" w:sz="4" w:space="0" w:color="555555"/>
-              <w:left w:val="single" w:sz="4" w:space="0" w:color="555555"/>
-              <w:bottom w:val="single" w:sz="4" w:space="0" w:color="555555"/>
-              <w:right w:val="single" w:sz="4" w:space="0" w:color="555555"/>
-            </w:tcBorders>
-            <w:shd w:val="clear" w:color="auto" w:fill="F3F1E9"/>
+            <w:tcW w:w="1170" w:type="dxa"/>
+            <w:noWrap/>
             <w:vAlign w:val="center"/>
+            <w:hideMark/>
+          </w:tcPr>
+          <w:p>
+            <w:pPr>
+              <w:jc w:val="center"/>
+              <w:cnfStyle w:val="000000000000" w:firstRow="0" w:lastRow="0" w:firstColumn="0" w:lastColumn="0" w:oddVBand="0" w:evenVBand="0" w:oddHBand="0" w:evenHBand="0" w:firstRowFirstColumn="0" w:firstRowLastColumn="0" w:lastRowFirstColumn="0" w:lastRowLastColumn="0"/>
+              <w:rPr>
+                <w:rFonts w:ascii="Calibri" w:hAnsi="Calibri" w:cs="Calibri"/>
+                <w:color w:val="000000"/>
+                <w:sz w:val="22"/>
+                <w:szCs w:val="22"/>
+                <w:rtl/>
+              </w:rPr>
+            </w:pPr>
+            <w:r>
+              <w:rPr>
+                <w:rFonts w:ascii="Calibri" w:hAnsi="Calibri" w:cs="Calibri"/>
+                <w:color w:val="000000"/>
+                <w:sz w:val="22"/>
+                <w:szCs w:val="22"/>
+              </w:rPr>
+              <w:t>2.1% (0.021)</w:t>
+            </w:r>
+          </w:p>
+        </w:tc>
+        <w:tc>
+          <w:tcPr>
+            <w:tcW w:w="2520" w:type="dxa"/>
+            <w:noWrap/>
+            <w:vAlign w:val="center"/>
+            <w:hideMark/>
           </w:tcPr>
           <w:p>
             <w:pPr>
               <w:bidi/>
-              <w:rPr>
-                <w:sz w:val="18"/>
-                <w:szCs w:val="16"/>
+              <w:jc w:val="center"/>
+              <w:cnfStyle w:val="000000000000" w:firstRow="0" w:lastRow="0" w:firstColumn="0" w:lastColumn="0" w:oddVBand="0" w:evenVBand="0" w:oddHBand="0" w:evenHBand="0" w:firstRowFirstColumn="0" w:firstRowLastColumn="0" w:lastRowFirstColumn="0" w:lastRowLastColumn="0"/>
+              <w:rPr>
+                <w:rFonts w:ascii="Calibri" w:hAnsi="Calibri" w:cs="Calibri"/>
+                <w:color w:val="000000"/>
+                <w:sz w:val="22"/>
+                <w:szCs w:val="22"/>
               </w:rPr>
             </w:pPr>
             <w:r>
               <w:rPr>
-                <w:rFonts w:ascii="Sakkal Majalla" w:eastAsia="Sakkal Majalla" w:hAnsi="Sakkal Majalla" w:cs="Sakkal Majalla"/>
-                <w:b/>
-                <w:bCs/>
-                <w:sz w:val="18"/>
-                <w:szCs w:val="16"/>
-                <w:rtl/>
-              </w:rPr>
-              <w:t>الإجمالي التقريبي</w:t>
+                <w:rFonts w:ascii="Calibri" w:hAnsi="Calibri" w:cs="Calibri"/>
+                <w:color w:val="000000"/>
+                <w:sz w:val="22"/>
+                <w:szCs w:val="22"/>
+                <w:rtl/>
+              </w:rPr>
+              <w:t>الرسوم البنكية (</w:t>
+            </w:r>
+            <w:r>
+              <w:rPr>
+                <w:rFonts w:ascii="Calibri" w:hAnsi="Calibri" w:cs="Calibri"/>
+                <w:color w:val="000000"/>
+                <w:sz w:val="22"/>
+                <w:szCs w:val="22"/>
+              </w:rPr>
+              <w:t>Bank fees</w:t>
+            </w:r>
+            <w:r>
+              <w:rPr>
+                <w:rFonts w:ascii="Calibri" w:hAnsi="Calibri" w:cs="Calibri"/>
+                <w:color w:val="000000"/>
+                <w:sz w:val="22"/>
+                <w:szCs w:val="22"/>
+                <w:rtl/>
+              </w:rPr>
+              <w:t>)</w:t>
+            </w:r>
+          </w:p>
+        </w:tc>
+      </w:tr>
+      <w:tr>
+        <w:trPr>
+          <w:cnfStyle w:val="000000100000" w:firstRow="0" w:lastRow="0" w:firstColumn="0" w:lastColumn="0" w:oddVBand="0" w:evenVBand="0" w:oddHBand="1" w:evenHBand="0" w:firstRowFirstColumn="0" w:firstRowLastColumn="0" w:lastRowFirstColumn="0" w:lastRowLastColumn="0"/>
+          <w:trHeight w:val="626"/>
+        </w:trPr>
+        <w:tc>
+          <w:tcPr>
+            <w:cnfStyle w:val="001000000000" w:firstRow="0" w:lastRow="0" w:firstColumn="1" w:lastColumn="0" w:oddVBand="0" w:evenVBand="0" w:oddHBand="0" w:evenHBand="0" w:firstRowFirstColumn="0" w:firstRowLastColumn="0" w:lastRowFirstColumn="0" w:lastRowLastColumn="0"/>
+            <w:tcW w:w="6025" w:type="dxa"/>
+            <w:noWrap/>
+            <w:vAlign w:val="center"/>
+            <w:hideMark/>
+          </w:tcPr>
+          <w:p>
+            <w:pPr>
+              <w:bidi/>
+              <w:jc w:val="center"/>
+              <w:rPr>
+                <w:rFonts w:ascii="Calibri" w:hAnsi="Calibri" w:cs="Calibri"/>
+                <w:b w:val="0"/>
+                <w:bCs w:val="0"/>
+                <w:color w:val="000000"/>
+                <w:sz w:val="22"/>
+                <w:szCs w:val="22"/>
+                <w:rtl/>
+              </w:rPr>
+            </w:pPr>
+            <w:r>
+              <w:rPr>
+                <w:rFonts w:ascii="Calibri" w:hAnsi="Calibri" w:cs="Calibri"/>
+                <w:b w:val="0"/>
+                <w:bCs w:val="0"/>
+                <w:color w:val="000000"/>
+                <w:sz w:val="22"/>
+                <w:szCs w:val="22"/>
+                <w:rtl/>
+              </w:rPr>
+              <w:t>إذا تواصل العميل مع الدعم الفني للمنصة لأي سبب يتعلق بالطلب (حتى عبر التطبيق)، يتم تغريم وتدفيع المطعم هذه التكلفة تلقائياً.</w:t>
             </w:r>
           </w:p>
         </w:tc>
         <w:tc>
           <w:tcPr>
-            <w:tcW w:w="2075" w:type="dxa"/>
-            <w:tcBorders>
-              <w:top w:val="single" w:sz="4" w:space="0" w:color="555555"/>
-              <w:left w:val="single" w:sz="4" w:space="0" w:color="555555"/>
-              <w:bottom w:val="single" w:sz="4" w:space="0" w:color="555555"/>
-              <w:right w:val="single" w:sz="4" w:space="0" w:color="555555"/>
-            </w:tcBorders>
-            <w:shd w:val="clear" w:color="auto" w:fill="F3F1E9"/>
+            <w:tcW w:w="1170" w:type="dxa"/>
+            <w:noWrap/>
             <w:vAlign w:val="center"/>
+            <w:hideMark/>
           </w:tcPr>
           <w:p>
             <w:pPr>
               <w:bidi/>
-              <w:jc w:val="right"/>
-              <w:rPr>
-                <w:sz w:val="18"/>
-                <w:szCs w:val="16"/>
+              <w:jc w:val="center"/>
+              <w:cnfStyle w:val="000000100000" w:firstRow="0" w:lastRow="0" w:firstColumn="0" w:lastColumn="0" w:oddVBand="0" w:evenVBand="0" w:oddHBand="1" w:evenHBand="0" w:firstRowFirstColumn="0" w:firstRowLastColumn="0" w:lastRowFirstColumn="0" w:lastRowLastColumn="0"/>
+              <w:rPr>
+                <w:rFonts w:ascii="Calibri" w:hAnsi="Calibri" w:cs="Calibri"/>
+                <w:color w:val="000000"/>
+                <w:sz w:val="22"/>
+                <w:szCs w:val="22"/>
+                <w:rtl/>
               </w:rPr>
             </w:pPr>
+            <w:r>
+              <w:rPr>
+                <w:rFonts w:ascii="Calibri" w:hAnsi="Calibri" w:cs="Calibri"/>
+                <w:color w:val="000000"/>
+                <w:sz w:val="22"/>
+                <w:szCs w:val="22"/>
+                <w:rtl/>
+              </w:rPr>
+              <w:t>500 فلس</w:t>
+            </w:r>
           </w:p>
         </w:tc>
         <w:tc>
           <w:tcPr>
-            <w:tcW w:w="2075" w:type="dxa"/>
-            <w:tcBorders>
-              <w:top w:val="single" w:sz="4" w:space="0" w:color="555555"/>
-              <w:left w:val="single" w:sz="4" w:space="0" w:color="555555"/>
-              <w:bottom w:val="single" w:sz="4" w:space="0" w:color="555555"/>
-              <w:right w:val="single" w:sz="4" w:space="0" w:color="555555"/>
-            </w:tcBorders>
-            <w:shd w:val="clear" w:color="auto" w:fill="F3F1E9"/>
+            <w:tcW w:w="2520" w:type="dxa"/>
+            <w:noWrap/>
             <w:vAlign w:val="center"/>
+            <w:hideMark/>
           </w:tcPr>
           <w:p>
             <w:pPr>
               <w:bidi/>
-              <w:jc w:val="right"/>
-              <w:rPr>
-                <w:sz w:val="18"/>
-                <w:szCs w:val="16"/>
+              <w:jc w:val="center"/>
+              <w:cnfStyle w:val="000000100000" w:firstRow="0" w:lastRow="0" w:firstColumn="0" w:lastColumn="0" w:oddVBand="0" w:evenVBand="0" w:oddHBand="1" w:evenHBand="0" w:firstRowFirstColumn="0" w:firstRowLastColumn="0" w:lastRowFirstColumn="0" w:lastRowLastColumn="0"/>
+              <w:rPr>
+                <w:rFonts w:ascii="Calibri" w:hAnsi="Calibri" w:cs="Calibri"/>
+                <w:color w:val="000000"/>
+                <w:sz w:val="22"/>
+                <w:szCs w:val="22"/>
+                <w:rtl/>
               </w:rPr>
             </w:pPr>
+            <w:r>
+              <w:rPr>
+                <w:rFonts w:ascii="Calibri" w:hAnsi="Calibri" w:cs="Calibri"/>
+                <w:color w:val="000000"/>
+                <w:sz w:val="22"/>
+                <w:szCs w:val="22"/>
+                <w:rtl/>
+              </w:rPr>
+              <w:t>رسوم تواصل العملاء (</w:t>
+            </w:r>
+            <w:r>
+              <w:rPr>
+                <w:rFonts w:ascii="Calibri" w:hAnsi="Calibri" w:cs="Calibri"/>
+                <w:color w:val="000000"/>
+                <w:sz w:val="22"/>
+                <w:szCs w:val="22"/>
+              </w:rPr>
+              <w:t>Customer contact fees</w:t>
+            </w:r>
+            <w:r>
+              <w:rPr>
+                <w:rFonts w:ascii="Calibri" w:hAnsi="Calibri" w:cs="Calibri"/>
+                <w:color w:val="000000"/>
+                <w:sz w:val="22"/>
+                <w:szCs w:val="22"/>
+                <w:rtl/>
+              </w:rPr>
+              <w:t>)</w:t>
+            </w:r>
+          </w:p>
+        </w:tc>
+      </w:tr>
+      <w:tr>
+        <w:trPr>
+          <w:trHeight w:val="626"/>
+        </w:trPr>
+        <w:tc>
+          <w:tcPr>
+            <w:cnfStyle w:val="001000000000" w:firstRow="0" w:lastRow="0" w:firstColumn="1" w:lastColumn="0" w:oddVBand="0" w:evenVBand="0" w:oddHBand="0" w:evenHBand="0" w:firstRowFirstColumn="0" w:firstRowLastColumn="0" w:lastRowFirstColumn="0" w:lastRowLastColumn="0"/>
+            <w:tcW w:w="6025" w:type="dxa"/>
+            <w:noWrap/>
+            <w:vAlign w:val="center"/>
+            <w:hideMark/>
+          </w:tcPr>
+          <w:p>
+            <w:pPr>
+              <w:bidi/>
+              <w:jc w:val="center"/>
+              <w:rPr>
+                <w:rFonts w:ascii="Calibri" w:hAnsi="Calibri" w:cs="Calibri"/>
+                <w:b w:val="0"/>
+                <w:bCs w:val="0"/>
+                <w:color w:val="000000"/>
+                <w:sz w:val="22"/>
+                <w:szCs w:val="22"/>
+                <w:rtl/>
+              </w:rPr>
+            </w:pPr>
+            <w:r>
+              <w:rPr>
+                <w:rFonts w:ascii="Calibri" w:hAnsi="Calibri" w:cs="Calibri"/>
+                <w:b w:val="0"/>
+                <w:bCs w:val="0"/>
+                <w:color w:val="000000"/>
+                <w:sz w:val="22"/>
+                <w:szCs w:val="22"/>
+                <w:rtl/>
+              </w:rPr>
+              <w:t>يتحمل المطعم الخسارة بالكامل لأي سبب كان، حتى وإن لم يكن الخطأ أو سبب الإلغاء عائداً للمطعم.</w:t>
+            </w:r>
+          </w:p>
+        </w:tc>
+        <w:tc>
+          <w:tcPr>
+            <w:tcW w:w="1170" w:type="dxa"/>
+            <w:noWrap/>
+            <w:vAlign w:val="center"/>
+            <w:hideMark/>
+          </w:tcPr>
+          <w:p>
+            <w:pPr>
+              <w:jc w:val="center"/>
+              <w:cnfStyle w:val="000000000000" w:firstRow="0" w:lastRow="0" w:firstColumn="0" w:lastColumn="0" w:oddVBand="0" w:evenVBand="0" w:oddHBand="0" w:evenHBand="0" w:firstRowFirstColumn="0" w:firstRowLastColumn="0" w:lastRowFirstColumn="0" w:lastRowLastColumn="0"/>
+              <w:rPr>
+                <w:rFonts w:ascii="Calibri" w:hAnsi="Calibri" w:cs="Calibri"/>
+                <w:color w:val="000000"/>
+                <w:sz w:val="22"/>
+                <w:szCs w:val="22"/>
+                <w:rtl/>
+              </w:rPr>
+            </w:pPr>
+            <w:r>
+              <w:rPr>
+                <w:rFonts w:ascii="Calibri" w:hAnsi="Calibri" w:cs="Calibri"/>
+                <w:color w:val="000000"/>
+                <w:sz w:val="22"/>
+                <w:szCs w:val="22"/>
+              </w:rPr>
+              <w:t>100% (</w:t>
+            </w:r>
+            <w:r>
+              <w:rPr>
+                <w:rFonts w:ascii="Calibri" w:hAnsi="Calibri" w:cs="Calibri"/>
+                <w:color w:val="000000"/>
+                <w:sz w:val="22"/>
+                <w:szCs w:val="22"/>
+                <w:rtl/>
+              </w:rPr>
+              <w:t>كامل القيمة</w:t>
+            </w:r>
+            <w:r>
+              <w:rPr>
+                <w:rFonts w:ascii="Calibri" w:hAnsi="Calibri" w:cs="Calibri"/>
+                <w:color w:val="000000"/>
+                <w:sz w:val="22"/>
+                <w:szCs w:val="22"/>
+              </w:rPr>
+              <w:t>)</w:t>
+            </w:r>
+          </w:p>
+        </w:tc>
+        <w:tc>
+          <w:tcPr>
+            <w:tcW w:w="2520" w:type="dxa"/>
+            <w:noWrap/>
+            <w:vAlign w:val="center"/>
+            <w:hideMark/>
+          </w:tcPr>
+          <w:p>
+            <w:pPr>
+              <w:bidi/>
+              <w:jc w:val="center"/>
+              <w:cnfStyle w:val="000000000000" w:firstRow="0" w:lastRow="0" w:firstColumn="0" w:lastColumn="0" w:oddVBand="0" w:evenVBand="0" w:oddHBand="0" w:evenHBand="0" w:firstRowFirstColumn="0" w:firstRowLastColumn="0" w:lastRowFirstColumn="0" w:lastRowLastColumn="0"/>
+              <w:rPr>
+                <w:rFonts w:ascii="Calibri" w:hAnsi="Calibri" w:cs="Calibri"/>
+                <w:color w:val="000000"/>
+                <w:sz w:val="22"/>
+                <w:szCs w:val="22"/>
+              </w:rPr>
+            </w:pPr>
+            <w:r>
+              <w:rPr>
+                <w:rFonts w:ascii="Calibri" w:hAnsi="Calibri" w:cs="Calibri"/>
+                <w:color w:val="000000"/>
+                <w:sz w:val="22"/>
+                <w:szCs w:val="22"/>
+                <w:rtl/>
+              </w:rPr>
+              <w:t>الطلبات الملغاة (</w:t>
+            </w:r>
+            <w:r>
+              <w:rPr>
+                <w:rFonts w:ascii="Calibri" w:hAnsi="Calibri" w:cs="Calibri"/>
+                <w:color w:val="000000"/>
+                <w:sz w:val="22"/>
+                <w:szCs w:val="22"/>
+              </w:rPr>
+              <w:t>Cancelled orders</w:t>
+            </w:r>
+            <w:r>
+              <w:rPr>
+                <w:rFonts w:ascii="Calibri" w:hAnsi="Calibri" w:cs="Calibri"/>
+                <w:color w:val="000000"/>
+                <w:sz w:val="22"/>
+                <w:szCs w:val="22"/>
+                <w:rtl/>
+              </w:rPr>
+              <w:t>)</w:t>
+            </w:r>
           </w:p>
         </w:tc>
       </w:tr>
     </w:tbl>
     <w:p>
       <w:pPr>
-        <w:bidi/>
-        <w:spacing w:before="20" w:after="60"/>
-        <w:jc w:val="right"/>
-        <w:rPr>
-          <w:sz w:val="18"/>
-          <w:szCs w:val="16"/>
+        <w:tabs>
+          <w:tab w:val="left" w:pos="5658"/>
+        </w:tabs>
+        <w:bidi/>
+        <w:rPr>
+          <w:rFonts w:ascii="Calibri" w:hAnsi="Calibri" w:cs="Calibri"/>
+          <w:sz w:val="22"/>
+          <w:szCs w:val="22"/>
+        </w:rPr>
+      </w:pPr>
+    </w:p>
+    <w:p>
+      <w:pPr>
+        <w:tabs>
+          <w:tab w:val="left" w:pos="5658"/>
+        </w:tabs>
+        <w:bidi/>
+        <w:rPr>
+          <w:rFonts w:ascii="Calibri" w:hAnsi="Calibri" w:cs="Calibri"/>
+          <w:sz w:val="22"/>
+          <w:szCs w:val="22"/>
+          <w:rtl/>
+        </w:rPr>
+      </w:pPr>
+    </w:p>
+    <w:p>
+      <w:pPr>
+        <w:bidi/>
+        <w:jc w:val="center"/>
+        <w:rPr>
+          <w:rFonts w:ascii="Calibri" w:hAnsi="Calibri" w:cs="Calibri"/>
+          <w:sz w:val="22"/>
+          <w:szCs w:val="22"/>
+        </w:rPr>
+      </w:pPr>
+    </w:p>
+    <w:p>
+      <w:pPr>
+        <w:tabs>
+          <w:tab w:val="center" w:pos="7245"/>
+        </w:tabs>
+        <w:bidi/>
+        <w:rPr>
+          <w:rFonts w:ascii="Calibri" w:hAnsi="Calibri" w:cs="Calibri"/>
+          <w:sz w:val="22"/>
+          <w:szCs w:val="22"/>
+        </w:rPr>
+      </w:pPr>
+    </w:p>
+    <w:p>
+      <w:pPr>
+        <w:tabs>
+          <w:tab w:val="center" w:pos="7245"/>
+        </w:tabs>
+        <w:bidi/>
+        <w:rPr>
+          <w:rFonts w:ascii="Calibri" w:hAnsi="Calibri" w:cs="Calibri"/>
+          <w:sz w:val="22"/>
+          <w:szCs w:val="22"/>
+        </w:rPr>
+      </w:pPr>
+    </w:p>
+    <w:p>
+      <w:pPr>
+        <w:tabs>
+          <w:tab w:val="center" w:pos="7245"/>
+        </w:tabs>
+        <w:bidi/>
+        <w:rPr>
+          <w:rFonts w:ascii="Calibri" w:hAnsi="Calibri" w:cs="Calibri"/>
+          <w:sz w:val="22"/>
+          <w:szCs w:val="22"/>
+        </w:rPr>
+      </w:pPr>
+    </w:p>
+    <w:p>
+      <w:pPr>
+        <w:tabs>
+          <w:tab w:val="center" w:pos="7245"/>
+        </w:tabs>
+        <w:bidi/>
+        <w:rPr>
+          <w:rFonts w:ascii="Calibri" w:hAnsi="Calibri" w:cs="Calibri"/>
+          <w:sz w:val="22"/>
+          <w:szCs w:val="22"/>
+          <w:rtl/>
         </w:rPr>
       </w:pPr>
       <w:r>
         <w:rPr>
-          <w:rFonts w:ascii="Sakkal Majalla" w:eastAsia="Sakkal Majalla" w:hAnsi="Sakkal Majalla" w:cs="Sakkal Majalla"/>
-          <w:color w:val="555555"/>
-          <w:sz w:val="16"/>
-          <w:szCs w:val="14"/>
-          <w:rtl/>
-        </w:rPr>
-        <w:t>ملاحظة: تعبئة المبالغ اختيارية، ويجوز إدراجها كنسبة مئوية من قيمة الطلب أو كمتوسط شهري تقريبي. المعلومات الواردة أعلاه قُدمت طوعًا من صاحب الشأن إلى الجهة الحكومية المختصة لأغراض دعم الرقابة التنظيمية.</w:t>
+          <w:rFonts w:ascii="Calibri" w:hAnsi="Calibri" w:cs="Calibri"/>
+          <w:sz w:val="22"/>
+          <w:szCs w:val="22"/>
+          <w:rtl/>
+        </w:rPr>
+        <w:tab/>
       </w:r>
     </w:p>
     <w:p>
       <w:pPr>
-        <w:bidi/>
-        <w:spacing w:after="70" w:line="270" w:lineRule="auto"/>
-        <w:jc w:val="right"/>
-        <w:rPr>
-          <w:sz w:val="18"/>
-          <w:szCs w:val="16"/>
+        <w:tabs>
+          <w:tab w:val="center" w:pos="7245"/>
+        </w:tabs>
+        <w:bidi/>
+        <w:rPr>
+          <w:rFonts w:ascii="Calibri" w:hAnsi="Calibri" w:cs="Calibri"/>
+          <w:sz w:val="22"/>
+          <w:szCs w:val="22"/>
+          <w:rtl/>
+        </w:rPr>
+      </w:pPr>
+    </w:p>
+    <w:p>
+      <w:pPr>
+        <w:tabs>
+          <w:tab w:val="center" w:pos="7245"/>
+        </w:tabs>
+        <w:bidi/>
+        <w:rPr>
+          <w:rFonts w:ascii="Calibri" w:hAnsi="Calibri" w:cs="Calibri"/>
+          <w:sz w:val="22"/>
+          <w:szCs w:val="22"/>
+          <w:rtl/>
+        </w:rPr>
+      </w:pPr>
+    </w:p>
+    <w:p>
+      <w:pPr>
+        <w:bidi/>
+        <w:rPr>
+          <w:rFonts w:ascii="Calibri" w:hAnsi="Calibri" w:cs="Calibri"/>
+          <w:sz w:val="22"/>
+          <w:szCs w:val="22"/>
+          <w:rtl/>
         </w:rPr>
       </w:pPr>
       <w:r>
         <w:rPr>
-          <w:rFonts w:ascii="Sakkal Majalla" w:eastAsia="Sakkal Majalla" w:hAnsi="Sakkal Majalla" w:cs="Sakkal Majalla"/>
-          <w:b/>
-          <w:bCs/>
+          <w:rFonts w:ascii="Calibri" w:hAnsi="Calibri" w:cs="Calibri"/>
           <w:sz w:val="22"/>
-          <w:szCs w:val="19"/>
-          <w:rtl/>
-        </w:rPr>
-        <w:t>وتفضلوا بقبول فائق الاحترام والتقدير.</w:t>
+          <w:szCs w:val="22"/>
+          <w:rtl/>
+        </w:rPr>
+        <w:t>وبناءً على ما ورد في الجدول أعلاه، فإننا في شركة (...............</w:t>
       </w:r>
-    </w:p>
-    <w:p>
-      <w:pPr>
-        <w:bidi/>
-        <w:spacing w:after="20" w:line="270" w:lineRule="auto"/>
-        <w:jc w:val="right"/>
-        <w:rPr>
-          <w:sz w:val="18"/>
-          <w:szCs w:val="16"/>
-        </w:rPr>
-      </w:pPr>
       <w:r>
         <w:rPr>
-          <w:rFonts w:ascii="Sakkal Majalla" w:eastAsia="Sakkal Majalla" w:hAnsi="Sakkal Majalla" w:cs="Sakkal Majalla"/>
-          <w:b/>
-          <w:bCs/>
+          <w:rFonts w:ascii="Calibri" w:hAnsi="Calibri" w:cs="Calibri"/>
           <w:sz w:val="22"/>
-          <w:szCs w:val="19"/>
-          <w:rtl/>
-        </w:rPr>
-        <w:t>اسم المفوّض بالتوقيع وصفته: ..............................................................</w:t>
+          <w:szCs w:val="22"/>
+          <w:rtl/>
+        </w:rPr>
+        <w:t>............................</w:t>
       </w:r>
-    </w:p>
-    <w:p>
-      <w:pPr>
-        <w:bidi/>
-        <w:spacing w:line="270" w:lineRule="auto"/>
-        <w:jc w:val="right"/>
-        <w:rPr>
-          <w:sz w:val="18"/>
-          <w:szCs w:val="16"/>
-        </w:rPr>
-      </w:pPr>
       <w:r>
         <w:rPr>
-          <w:rFonts w:ascii="Sakkal Majalla" w:eastAsia="Sakkal Majalla" w:hAnsi="Sakkal Majalla" w:cs="Sakkal Majalla"/>
-          <w:b/>
-          <w:bCs/>
+          <w:rFonts w:ascii="Calibri" w:hAnsi="Calibri" w:cs="Calibri"/>
           <w:sz w:val="22"/>
-          <w:szCs w:val="19"/>
-          <w:rtl/>
-        </w:rPr>
-        <w:t>التاريخ:      /      / 2026م          التوقيع: ..................................          الختم الرسمي للمطعم / المتجر</w:t>
+          <w:szCs w:val="22"/>
+          <w:rtl/>
+        </w:rPr>
+        <w:t xml:space="preserve">......) كنا نتحمل تكاليف إجمالية تتراوح بين </w:t>
       </w:r>
+      <w:r>
+        <w:rPr>
+          <w:rFonts w:ascii="Calibri" w:hAnsi="Calibri" w:cs="Calibri"/>
+          <w:sz w:val="22"/>
+          <w:szCs w:val="22"/>
+        </w:rPr>
+        <w:t>……..</w:t>
+      </w:r>
+      <w:r>
+        <w:rPr>
+          <w:rFonts w:ascii="Calibri" w:hAnsi="Calibri" w:cs="Calibri"/>
+          <w:sz w:val="22"/>
+          <w:szCs w:val="22"/>
+          <w:rtl/>
+        </w:rPr>
+        <w:t>% و</w:t>
+      </w:r>
+      <w:r>
+        <w:rPr>
+          <w:rFonts w:ascii="Calibri" w:hAnsi="Calibri" w:cs="Calibri"/>
+          <w:sz w:val="22"/>
+          <w:szCs w:val="22"/>
+        </w:rPr>
+        <w:t>……..</w:t>
+      </w:r>
+      <w:r>
+        <w:rPr>
+          <w:rFonts w:ascii="Calibri" w:hAnsi="Calibri" w:cs="Calibri"/>
+          <w:sz w:val="22"/>
+          <w:szCs w:val="22"/>
+          <w:rtl/>
+        </w:rPr>
+        <w:t>% من إجمالي إيرادات المطعم لصالح المنصات الإلكترونية الوسيطة، وذلك قبل صدور القرار المشار إليه.</w:t>
+      </w:r>
+    </w:p>
+    <w:p>
+      <w:pPr>
+        <w:tabs>
+          <w:tab w:val="center" w:pos="7245"/>
+        </w:tabs>
+        <w:bidi/>
+      </w:pPr>
     </w:p>
     <w:sectPr>
       <w:pgSz w:w="11906" w:h="16838"/>
-      <w:pgMar w:top="620" w:right="850" w:bottom="560" w:left="850" w:header="708" w:footer="708" w:gutter="0"/>
+      <w:pgMar w:top="1530" w:right="850" w:bottom="994" w:left="850" w:header="708" w:footer="708" w:gutter="0"/>
       <w:cols w:space="720"/>
       <w:docGrid w:linePitch="360"/>
     </w:sectPr>
@@ -2032,6 +2236,7 @@
   <w:style w:type="paragraph" w:default="1" w:styleId="Normal">
     <w:name w:val="Normal"/>
     <w:qFormat/>
+    <w:rsid w:val="00E27A37"/>
   </w:style>
   <w:style w:type="paragraph" w:styleId="Heading1">
     <w:name w:val="heading 1"/>
@@ -2227,6 +2432,79 @@
       <w:sz w:val="20"/>
       <w:szCs w:val="20"/>
     </w:rPr>
+  </w:style>
+  <w:style w:type="table" w:styleId="GridTable4-Accent1">
+    <w:name w:val="Grid Table 4 Accent 1"/>
+    <w:basedOn w:val="TableNormal"/>
+    <w:uiPriority w:val="49"/>
+    <w:rsid w:val="00E27A37"/>
+    <w:tblPr>
+      <w:tblStyleRowBandSize w:val="1"/>
+      <w:tblStyleColBandSize w:val="1"/>
+      <w:tblBorders>
+        <w:top w:val="single" w:sz="4" w:space="0" w:color="45B0E1" w:themeColor="accent1" w:themeTint="99"/>
+        <w:left w:val="single" w:sz="4" w:space="0" w:color="45B0E1" w:themeColor="accent1" w:themeTint="99"/>
+        <w:bottom w:val="single" w:sz="4" w:space="0" w:color="45B0E1" w:themeColor="accent1" w:themeTint="99"/>
+        <w:right w:val="single" w:sz="4" w:space="0" w:color="45B0E1" w:themeColor="accent1" w:themeTint="99"/>
+        <w:insideH w:val="single" w:sz="4" w:space="0" w:color="45B0E1" w:themeColor="accent1" w:themeTint="99"/>
+        <w:insideV w:val="single" w:sz="4" w:space="0" w:color="45B0E1" w:themeColor="accent1" w:themeTint="99"/>
+      </w:tblBorders>
+    </w:tblPr>
+    <w:tblStylePr w:type="firstRow">
+      <w:rPr>
+        <w:b/>
+        <w:bCs/>
+        <w:color w:val="FFFFFF" w:themeColor="background1"/>
+      </w:rPr>
+      <w:tblPr/>
+      <w:tcPr>
+        <w:tcBorders>
+          <w:top w:val="single" w:sz="4" w:space="0" w:color="156082" w:themeColor="accent1"/>
+          <w:left w:val="single" w:sz="4" w:space="0" w:color="156082" w:themeColor="accent1"/>
+          <w:bottom w:val="single" w:sz="4" w:space="0" w:color="156082" w:themeColor="accent1"/>
+          <w:right w:val="single" w:sz="4" w:space="0" w:color="156082" w:themeColor="accent1"/>
+          <w:insideH w:val="nil"/>
+          <w:insideV w:val="nil"/>
+        </w:tcBorders>
+        <w:shd w:val="clear" w:color="auto" w:fill="156082" w:themeFill="accent1"/>
+      </w:tcPr>
+    </w:tblStylePr>
+    <w:tblStylePr w:type="lastRow">
+      <w:rPr>
+        <w:b/>
+        <w:bCs/>
+      </w:rPr>
+      <w:tblPr/>
+      <w:tcPr>
+        <w:tcBorders>
+          <w:top w:val="double" w:sz="4" w:space="0" w:color="156082" w:themeColor="accent1"/>
+        </w:tcBorders>
+      </w:tcPr>
+    </w:tblStylePr>
+    <w:tblStylePr w:type="firstCol">
+      <w:rPr>
+        <w:b/>
+        <w:bCs/>
+      </w:rPr>
+    </w:tblStylePr>
+    <w:tblStylePr w:type="lastCol">
+      <w:rPr>
+        <w:b/>
+        <w:bCs/>
+      </w:rPr>
+    </w:tblStylePr>
+    <w:tblStylePr w:type="band1Vert">
+      <w:tblPr/>
+      <w:tcPr>
+        <w:shd w:val="clear" w:color="auto" w:fill="C1E4F5" w:themeFill="accent1" w:themeFillTint="33"/>
+      </w:tcPr>
+    </w:tblStylePr>
+    <w:tblStylePr w:type="band1Horz">
+      <w:tblPr/>
+      <w:tcPr>
+        <w:shd w:val="clear" w:color="auto" w:fill="C1E4F5" w:themeFill="accent1" w:themeFillTint="33"/>
+      </w:tcPr>
+    </w:tblStylePr>
   </w:style>
 </w:styles>
 </file>
